--- a/实验1-带键盘事件的计算器_2026秋.docx
+++ b/实验1-带键盘事件的计算器_2026秋.docx
@@ -2198,7 +2198,7 @@
               <w:rPr>
                 <w:rFonts w:hint="eastAsia"/>
               </w:rPr>
-              <w:t xml:space="preserve">在原程序的基础上，我按“测试输入→原程序现象→原因分析→修改方法→修改后结果”的顺序，记录了 7 个异常或边界输入的处理过程（测试环境：Qt 6.9.2 + MinGW 64 位）。</w:t>
+              <w:t xml:space="preserve">记录 5 个边界输入（测试环境：Qt 6.9.2 + MinGW 64 位）。</w:t>
             </w:r>
           </w:p>
           <w:tbl>
@@ -2235,7 +2235,7 @@
               </w:trPr>
               <w:tc>
                 <w:tcPr>
-                  <w:tcW w:type="dxa" w:w="1077"/>
+                  <w:tcW w:type="dxa" w:w="1191"/>
                 </w:tcPr>
                 <w:p>
                   <w:pPr>
@@ -2255,7 +2255,7 @@
               </w:tc>
               <w:tc>
                 <w:tcPr>
-                  <w:tcW w:type="dxa" w:w="1531"/>
+                  <w:tcW w:type="dxa" w:w="1474"/>
                 </w:tcPr>
                 <w:p>
                   <w:pPr>
@@ -2275,7 +2275,7 @@
               </w:tc>
               <w:tc>
                 <w:tcPr>
-                  <w:tcW w:type="dxa" w:w="2268"/>
+                  <w:tcW w:type="dxa" w:w="2211"/>
                 </w:tcPr>
                 <w:p>
                   <w:pPr>
@@ -2337,7 +2337,7 @@
             <w:tr>
               <w:tc>
                 <w:tcPr>
-                  <w:tcW w:type="dxa" w:w="1077"/>
+                  <w:tcW w:type="dxa" w:w="1191"/>
                 </w:tcPr>
                 <w:p>
                   <w:pPr>
@@ -2357,7 +2357,7 @@
               </w:tc>
               <w:tc>
                 <w:tcPr>
-                  <w:tcW w:type="dxa" w:w="1531"/>
+                  <w:tcW w:type="dxa" w:w="1474"/>
                 </w:tcPr>
                 <w:p>
                   <w:pPr>
@@ -2371,13 +2371,13 @@
                       <w:b w:val="0"/>
                       <w:sz w:val="18"/>
                     </w:rPr>
-                    <w:t>显示 16，除法被当成乘法算</w:t>
+                    <w:t>显示 16（当成乘法）</w:t>
                   </w:r>
                 </w:p>
               </w:tc>
               <w:tc>
                 <w:tcPr>
-                  <w:tcW w:type="dxa" w:w="2268"/>
+                  <w:tcW w:type="dxa" w:w="2211"/>
                 </w:tcPr>
                 <w:p>
                   <w:pPr>
@@ -2391,7 +2391,7 @@
                       <w:b w:val="0"/>
                       <w:sz w:val="18"/>
                     </w:rPr>
-                    <w:t>calculation() 中写成 op == "*"||"×"，“×”是字符串常量，作为条件恒为真，导致后面的除法分支永远进不去</w:t>
+                    <w:t>op == "*"||"×" 中 "×" 是字符串常量，条件恒为真，除法分支进不去</w:t>
                   </w:r>
                 </w:p>
               </w:tc>
@@ -2411,7 +2411,7 @@
                       <w:b w:val="0"/>
                       <w:sz w:val="18"/>
                     </w:rPr>
-                    <w:t>改为 op == "×" || op == "*" ，除法改成 op == "÷" || op == "/"</w:t>
+                    <w:t>改为 op == "×" || op == "*"，除法同理</w:t>
                   </w:r>
                 </w:p>
               </w:tc>
@@ -2439,7 +2439,7 @@
             <w:tr>
               <w:tc>
                 <w:tcPr>
-                  <w:tcW w:type="dxa" w:w="1077"/>
+                  <w:tcW w:type="dxa" w:w="1191"/>
                 </w:tcPr>
                 <w:p>
                   <w:pPr>
@@ -2459,7 +2459,7 @@
               </w:tc>
               <w:tc>
                 <w:tcPr>
-                  <w:tcW w:type="dxa" w:w="1531"/>
+                  <w:tcW w:type="dxa" w:w="1474"/>
                 </w:tcPr>
                 <w:p>
                   <w:pPr>
@@ -2479,7 +2479,7 @@
               </w:tc>
               <w:tc>
                 <w:tcPr>
-                  <w:tcW w:type="dxa" w:w="2268"/>
+                  <w:tcW w:type="dxa" w:w="2211"/>
                 </w:tcPr>
                 <w:p>
                   <w:pPr>
@@ -2493,7 +2493,7 @@
                       <w:b w:val="0"/>
                       <w:sz w:val="18"/>
                     </w:rPr>
-                    <w:t>没有判断除数是否为 0，double 除以 0 得到 inf，QString::number 把它转成字符串“inf”</w:t>
+                    <w:t>没有判断除数是否为 0</w:t>
                   </w:r>
                 </w:p>
               </w:tc>
@@ -2513,7 +2513,7 @@
                       <w:b w:val="0"/>
                       <w:sz w:val="18"/>
                     </w:rPr>
-                    <w:t>除法前判断 operand2 == 0，清空 operands/opcodes，提示“除数不能为0”，状态置为 ErrorState</w:t>
+                    <w:t>除法前判断 operand2 == 0，提示并置 ErrorState</w:t>
                   </w:r>
                 </w:p>
               </w:tc>
@@ -2533,7 +2533,7 @@
                       <w:b w:val="0"/>
                       <w:sz w:val="18"/>
                     </w:rPr>
-                    <w:t>显示“除数不能为0”，按 C 或直接输入数字可继续计算</w:t>
+                    <w:t>提示“除数不能为0”</w:t>
                   </w:r>
                 </w:p>
               </w:tc>
@@ -2541,7 +2541,7 @@
             <w:tr>
               <w:tc>
                 <w:tcPr>
-                  <w:tcW w:type="dxa" w:w="1077"/>
+                  <w:tcW w:type="dxa" w:w="1191"/>
                 </w:tcPr>
                 <w:p>
                   <w:pPr>
@@ -2555,13 +2555,13 @@
                       <w:b w:val="0"/>
                       <w:sz w:val="18"/>
                     </w:rPr>
-                    <w:t>输入 2 后按 +</w:t>
+                    <w:t>输入 2 按 +</w:t>
                   </w:r>
                 </w:p>
               </w:tc>
               <w:tc>
                 <w:tcPr>
-                  <w:tcW w:type="dxa" w:w="1531"/>
+                  <w:tcW w:type="dxa" w:w="1474"/>
                 </w:tcPr>
                 <w:p>
                   <w:pPr>
@@ -2581,7 +2581,7 @@
               </w:tc>
               <w:tc>
                 <w:tcPr>
-                  <w:tcW w:type="dxa" w:w="2268"/>
+                  <w:tcW w:type="dxa" w:w="2211"/>
                 </w:tcPr>
                 <w:p>
                   <w:pPr>
@@ -2595,7 +2595,7 @@
                       <w:b w:val="0"/>
                       <w:sz w:val="18"/>
                     </w:rPr>
-                    <w:t>btnBinaryOperatorClicked() 无条件 setText(calculation())，此时栈里只有 1 个操作数，calculation() 走 else 分支返回默认值 0</w:t>
+                    <w:t>无条件显示 calculation() 的返回值，此时只有 1 个操作数，返回默认 0</w:t>
                   </w:r>
                 </w:p>
               </w:tc>
@@ -2615,7 +2615,7 @@
                       <w:b w:val="0"/>
                       <w:sz w:val="18"/>
                     </w:rPr>
-                    <w:t>只有 operands.size() &gt;= 2 时才计算并显示结果，否则显示左操作数</w:t>
+                    <w:t>只有两个操作数时才计算</w:t>
                   </w:r>
                 </w:p>
               </w:tc>
@@ -2643,7 +2643,7 @@
             <w:tr>
               <w:tc>
                 <w:tcPr>
-                  <w:tcW w:type="dxa" w:w="1077"/>
+                  <w:tcW w:type="dxa" w:w="1191"/>
                 </w:tcPr>
                 <w:p>
                   <w:pPr>
@@ -2657,13 +2657,13 @@
                       <w:b w:val="0"/>
                       <w:sz w:val="18"/>
                     </w:rPr>
-                    <w:t>输入 123 按一次退格</w:t>
+                    <w:t>123 按一次退格</w:t>
                   </w:r>
                 </w:p>
               </w:tc>
               <w:tc>
                 <w:tcPr>
-                  <w:tcW w:type="dxa" w:w="1531"/>
+                  <w:tcW w:type="dxa" w:w="1474"/>
                 </w:tcPr>
                 <w:p>
                   <w:pPr>
@@ -2677,13 +2677,13 @@
                       <w:b w:val="0"/>
                       <w:sz w:val="18"/>
                     </w:rPr>
-                    <w:t>显示 1，一次删掉两位</w:t>
+                    <w:t>删掉两位，显示 1</w:t>
                   </w:r>
                 </w:p>
               </w:tc>
               <w:tc>
                 <w:tcPr>
-                  <w:tcW w:type="dxa" w:w="2268"/>
+                  <w:tcW w:type="dxa" w:w="2211"/>
                 </w:tcPr>
                 <w:p>
                   <w:pPr>
@@ -2697,7 +2697,7 @@
                       <w:b w:val="0"/>
                       <w:sz w:val="18"/>
                     </w:rPr>
-                    <w:t>on_btnDel_clicked() 符合 on_&lt;对象名&gt;_&lt;信号名&gt; 命名规则，setupUi() 中的 connectSlotsByName() 已经自动连接，构造函数里又手动 connect 了一次，一次点击进入槽函数两次</w:t>
+                    <w:t>槽函数被 connectSlotsByName 自动连接，构造函数里又手动 connect 一次</w:t>
                   </w:r>
                 </w:p>
               </w:tc>
@@ -2717,7 +2717,7 @@
                       <w:b w:val="0"/>
                       <w:sz w:val="18"/>
                     </w:rPr>
-                    <w:t>删除构造函数中重复的 connect（C、CE、退格、等号、小数点、±）</w:t>
+                    <w:t>删除重复的 connect</w:t>
                   </w:r>
                 </w:p>
               </w:tc>
@@ -2745,7 +2745,7 @@
             <w:tr>
               <w:tc>
                 <w:tcPr>
-                  <w:tcW w:type="dxa" w:w="1077"/>
+                  <w:tcW w:type="dxa" w:w="1191"/>
                 </w:tcPr>
                 <w:p>
                   <w:pPr>
@@ -2765,7 +2765,7 @@
               </w:tc>
               <w:tc>
                 <w:tcPr>
-                  <w:tcW w:type="dxa" w:w="1531"/>
+                  <w:tcW w:type="dxa" w:w="1474"/>
                 </w:tcPr>
                 <w:p>
                   <w:pPr>
@@ -2779,13 +2779,13 @@
                       <w:b w:val="0"/>
                       <w:sz w:val="18"/>
                     </w:rPr>
-                    <w:t>显示 0，已有结果被清零</w:t>
+                    <w:t>显示 0，结果被清零</w:t>
                   </w:r>
                 </w:p>
               </w:tc>
               <w:tc>
                 <w:tcPr>
-                  <w:tcW w:type="dxa" w:w="2268"/>
+                  <w:tcW w:type="dxa" w:w="2211"/>
                 </w:tcPr>
                 <w:p>
                   <w:pPr>
@@ -2799,7 +2799,7 @@
                       <w:b w:val="0"/>
                       <w:sz w:val="18"/>
                     </w:rPr>
-                    <w:t>再按 = 时 operand 为空，栈中凑不出两个操作数，calculation() 返回默认值 0 并被直接显示</w:t>
+                    <w:t>operand 为空，凑不出两个操作数，返回默认值 0</w:t>
                   </w:r>
                 </w:p>
               </w:tc>
@@ -2819,7 +2819,7 @@
                       <w:b w:val="0"/>
                       <w:sz w:val="18"/>
                     </w:rPr>
-                    <w:t>引入 InputState/OperatorState/ResultState/ErrorState 状态机，没有新操作数时保持当前结果</w:t>
+                    <w:t>加 ResultState 状态机，没有新操作数时保持结果</w:t>
                   </w:r>
                 </w:p>
               </w:tc>
@@ -2839,211 +2839,7 @@
                       <w:b w:val="0"/>
                       <w:sz w:val="18"/>
                     </w:rPr>
-                    <w:t>保持显示 5；此时输入数字则开始新的算式</w:t>
-                  </w:r>
-                </w:p>
-              </w:tc>
-            </w:tr>
-            <w:tr>
-              <w:tc>
-                <w:tcPr>
-                  <w:tcW w:type="dxa" w:w="1077"/>
-                </w:tcPr>
-                <w:p>
-                  <w:pPr>
-                    <w:spacing w:before="20" w:after="20" w:line="240" w:lineRule="auto"/>
-                    <w:jc w:val="left"/>
-                  </w:pPr>
-                  <w:r/>
-                  <w:r>
-                    <w:rPr>
-                      <w:rFonts w:ascii="宋体" w:hAnsi="宋体" w:eastAsia="宋体"/>
-                      <w:b w:val="0"/>
-                      <w:sz w:val="18"/>
-                    </w:rPr>
-                    <w:t>1234567 + 1 =</w:t>
-                  </w:r>
-                </w:p>
-              </w:tc>
-              <w:tc>
-                <w:tcPr>
-                  <w:tcW w:type="dxa" w:w="1531"/>
-                </w:tcPr>
-                <w:p>
-                  <w:pPr>
-                    <w:spacing w:before="20" w:after="20" w:line="240" w:lineRule="auto"/>
-                    <w:jc w:val="left"/>
-                  </w:pPr>
-                  <w:r/>
-                  <w:r>
-                    <w:rPr>
-                      <w:rFonts w:ascii="宋体" w:hAnsi="宋体" w:eastAsia="宋体"/>
-                      <w:b w:val="0"/>
-                      <w:sz w:val="18"/>
-                    </w:rPr>
-                    <w:t>显示 1.23457e+06，精度丢失</w:t>
-                  </w:r>
-                </w:p>
-              </w:tc>
-              <w:tc>
-                <w:tcPr>
-                  <w:tcW w:type="dxa" w:w="2268"/>
-                </w:tcPr>
-                <w:p>
-                  <w:pPr>
-                    <w:spacing w:before="20" w:after="20" w:line="240" w:lineRule="auto"/>
-                    <w:jc w:val="left"/>
-                  </w:pPr>
-                  <w:r/>
-                  <w:r>
-                    <w:rPr>
-                      <w:rFonts w:ascii="宋体" w:hAnsi="宋体" w:eastAsia="宋体"/>
-                      <w:b w:val="0"/>
-                      <w:sz w:val="18"/>
-                    </w:rPr>
-                    <w:t>QString::number(double) 默认按 'g' 格式只保留 6 位有效数字</w:t>
-                  </w:r>
-                </w:p>
-              </w:tc>
-              <w:tc>
-                <w:tcPr>
-                  <w:tcW w:type="dxa" w:w="2041"/>
-                </w:tcPr>
-                <w:p>
-                  <w:pPr>
-                    <w:spacing w:before="20" w:after="20" w:line="240" w:lineRule="auto"/>
-                    <w:jc w:val="left"/>
-                  </w:pPr>
-                  <w:r/>
-                  <w:r>
-                    <w:rPr>
-                      <w:rFonts w:ascii="宋体" w:hAnsi="宋体" w:eastAsia="宋体"/>
-                      <w:b w:val="0"/>
-                      <w:sz w:val="18"/>
-                    </w:rPr>
-                    <w:t>改为 QString::number(result, 'g', 12)</w:t>
-                  </w:r>
-                </w:p>
-              </w:tc>
-              <w:tc>
-                <w:tcPr>
-                  <w:tcW w:type="dxa" w:w="1361"/>
-                </w:tcPr>
-                <w:p>
-                  <w:pPr>
-                    <w:spacing w:before="20" w:after="20" w:line="240" w:lineRule="auto"/>
-                    <w:jc w:val="left"/>
-                  </w:pPr>
-                  <w:r/>
-                  <w:r>
-                    <w:rPr>
-                      <w:rFonts w:ascii="宋体" w:hAnsi="宋体" w:eastAsia="宋体"/>
-                      <w:b w:val="0"/>
-                      <w:sz w:val="18"/>
-                    </w:rPr>
-                    <w:t>显示 1234568</w:t>
-                  </w:r>
-                </w:p>
-              </w:tc>
-            </w:tr>
-            <w:tr>
-              <w:tc>
-                <w:tcPr>
-                  <w:tcW w:type="dxa" w:w="1077"/>
-                </w:tcPr>
-                <w:p>
-                  <w:pPr>
-                    <w:spacing w:before="20" w:after="20" w:line="240" w:lineRule="auto"/>
-                    <w:jc w:val="left"/>
-                  </w:pPr>
-                  <w:r/>
-                  <w:r>
-                    <w:rPr>
-                      <w:rFonts w:ascii="宋体" w:hAnsi="宋体" w:eastAsia="宋体"/>
-                      <w:b w:val="0"/>
-                      <w:sz w:val="18"/>
-                    </w:rPr>
-                    <w:t>2 + 3 × 4 = ；5 + × 3 =</w:t>
-                  </w:r>
-                </w:p>
-              </w:tc>
-              <w:tc>
-                <w:tcPr>
-                  <w:tcW w:type="dxa" w:w="1531"/>
-                </w:tcPr>
-                <w:p>
-                  <w:pPr>
-                    <w:spacing w:before="20" w:after="20" w:line="240" w:lineRule="auto"/>
-                    <w:jc w:val="left"/>
-                  </w:pPr>
-                  <w:r/>
-                  <w:r>
-                    <w:rPr>
-                      <w:rFonts w:ascii="宋体" w:hAnsi="宋体" w:eastAsia="宋体"/>
-                      <w:b w:val="0"/>
-                      <w:sz w:val="18"/>
-                    </w:rPr>
-                    <w:t>显示 20；第二个用例显示 15</w:t>
-                  </w:r>
-                </w:p>
-              </w:tc>
-              <w:tc>
-                <w:tcPr>
-                  <w:tcW w:type="dxa" w:w="2268"/>
-                </w:tcPr>
-                <w:p>
-                  <w:pPr>
-                    <w:spacing w:before="20" w:after="20" w:line="240" w:lineRule="auto"/>
-                    <w:jc w:val="left"/>
-                  </w:pPr>
-                  <w:r/>
-                  <w:r>
-                    <w:rPr>
-                      <w:rFonts w:ascii="宋体" w:hAnsi="宋体" w:eastAsia="宋体"/>
-                      <w:b w:val="0"/>
-                      <w:sz w:val="18"/>
-                    </w:rPr>
-                    <w:t>连续运算按从左到右即时计算（与 Windows 计算器标准模式一致）；连续按两个运算符时，原程序因 operand 为空直接忽略第二个运算符</w:t>
-                  </w:r>
-                </w:p>
-              </w:tc>
-              <w:tc>
-                <w:tcPr>
-                  <w:tcW w:type="dxa" w:w="2041"/>
-                </w:tcPr>
-                <w:p>
-                  <w:pPr>
-                    <w:spacing w:before="20" w:after="20" w:line="240" w:lineRule="auto"/>
-                    <w:jc w:val="left"/>
-                  </w:pPr>
-                  <w:r/>
-                  <w:r>
-                    <w:rPr>
-                      <w:rFonts w:ascii="宋体" w:hAnsi="宋体" w:eastAsia="宋体"/>
-                      <w:b w:val="0"/>
-                      <w:sz w:val="18"/>
-                    </w:rPr>
-                    <w:t>保留左结合即时计算；连续按运算符时改成“替换”上一个运算符</w:t>
-                  </w:r>
-                </w:p>
-              </w:tc>
-              <w:tc>
-                <w:tcPr>
-                  <w:tcW w:type="dxa" w:w="1361"/>
-                </w:tcPr>
-                <w:p>
-                  <w:pPr>
-                    <w:spacing w:before="20" w:after="20" w:line="240" w:lineRule="auto"/>
-                    <w:jc w:val="left"/>
-                  </w:pPr>
-                  <w:r/>
-                  <w:r>
-                    <w:rPr>
-                      <w:rFonts w:ascii="宋体" w:hAnsi="宋体" w:eastAsia="宋体"/>
-                      <w:b w:val="0"/>
-                      <w:sz w:val="18"/>
-                    </w:rPr>
-                    <w:t>20；15，与系统计算器结果一致</w:t>
+                    <w:t>保持显示 5</w:t>
                   </w:r>
                 </w:p>
               </w:tc>
@@ -3059,7 +2855,7 @@
               <w:rPr>
                 <w:rFonts w:hint="eastAsia"/>
               </w:rPr>
-              <w:t xml:space="preserve">除此以外还补充处理了这些细节：小数点开头自动补 0（.5 → 0.5）、同一个操作数内只允许出现一个小数点、多余的前导 0 只保留一个、退格删空后显示 0、负数开平方提示“无效输入”、0 取倒数提示“除数不能为0”。</w:t>
+              <w:t xml:space="preserve">另外还处理了小数点开头补 0、重复小数点、退格删空显示 0、负数开方与 0 取倒数的提示。</w:t>
             </w:r>
           </w:p>
           <w:p>
@@ -3089,7 +2885,46 @@
               <w:rPr>
                 <w:rFonts w:hint="eastAsia"/>
               </w:rPr>
-              <w:t xml:space="preserve">优化前后的界面对比如下（图 1 为优化前，图 2 为优化后）。</w:t>
+              <w:t xml:space="preserve">优化后的界面见图 1，主要改进如下。</w:t>
+            </w:r>
+          </w:p>
+          <w:p>
+            <w:pPr>
+              <w:pStyle w:val="ae"/>
+              <w:spacing w:line="480" w:lineRule="auto"/>
+              <w:ind w:left="880" w:firstLineChars="0" w:firstLine="0"/>
+            </w:pPr>
+            <w:r>
+              <w:rPr>
+                <w:rFonts w:hint="eastAsia"/>
+              </w:rPr>
+              <w:t xml:space="preserve">（1）布局：去掉空着的菜单栏和工具栏，窗口改为 400×600 竖版；显示框上方新增表达式栏，按运算符时不再把显示框清零。</w:t>
+            </w:r>
+          </w:p>
+          <w:p>
+            <w:pPr>
+              <w:pStyle w:val="ae"/>
+              <w:spacing w:line="480" w:lineRule="auto"/>
+              <w:ind w:left="880" w:firstLineChars="0" w:firstLine="0"/>
+            </w:pPr>
+            <w:r>
+              <w:rPr>
+                <w:rFonts w:hint="eastAsia"/>
+              </w:rPr>
+              <w:t xml:space="preserve">（2）命名：C 与 CE、x² 与 √ 原来文本和控件名对不上，已对调；退格键字符在 Windows 下显示成方框，改为“←”。</w:t>
+            </w:r>
+          </w:p>
+          <w:p>
+            <w:pPr>
+              <w:pStyle w:val="ae"/>
+              <w:spacing w:line="480" w:lineRule="auto"/>
+              <w:ind w:left="880" w:firstLineChars="0" w:firstLine="0"/>
+            </w:pPr>
+            <w:r>
+              <w:rPr>
+                <w:rFonts w:hint="eastAsia"/>
+              </w:rPr>
+              <w:t xml:space="preserve">（3）样式：新增 style.qss（用 style.qrc 打包），数字键加粗、运算符蓝色、等号蓝底白字、C/CE/退格红色；外观集中到 qss，代码只写逻辑。</w:t>
             </w:r>
           </w:p>
           <w:p>
@@ -3100,7 +2935,7 @@
             <w:r>
               <w:drawing>
                 <wp:inline xmlns:a="http://schemas.openxmlformats.org/drawingml/2006/main" xmlns:pic="http://schemas.openxmlformats.org/drawingml/2006/picture">
-                  <wp:extent cx="3744000" cy="2808000"/>
+                  <wp:extent cx="2376000" cy="3564000"/>
                   <wp:docPr id="1599238906" name="Picture 1599238906"/>
                   <wp:cNvGraphicFramePr>
                     <a:graphicFrameLocks noChangeAspect="1"/>
@@ -3109,7 +2944,7 @@
                     <a:graphicData uri="http://schemas.openxmlformats.org/drawingml/2006/picture">
                       <pic:pic>
                         <pic:nvPicPr>
-                          <pic:cNvPr id="0" name="01_before.png"/>
+                          <pic:cNvPr id="0" name="03_after_operator.png"/>
                           <pic:cNvPicPr/>
                         </pic:nvPicPr>
                         <pic:blipFill>
@@ -3121,7 +2956,7 @@
                         <pic:spPr>
                           <a:xfrm>
                             <a:off x="0" y="0"/>
-                            <a:ext cx="3744000" cy="2808000"/>
+                            <a:ext cx="2376000" cy="3564000"/>
                           </a:xfrm>
                           <a:prstGeom prst="rect"/>
                         </pic:spPr>
@@ -3148,144 +2983,7 @@
                 <w:sz w:val="18"/>
                 <w:szCs w:val="18"/>
               </w:rPr>
-              <w:t xml:space="preserve">图 1  优化前的界面（Qt 默认样式，右上角退格键字符显示成方框）</w:t>
-            </w:r>
-          </w:p>
-          <w:p>
-            <w:pPr>
-              <w:spacing w:before="80" w:after="40"/>
-              <w:jc w:val="center"/>
-            </w:pPr>
-            <w:r>
-              <w:drawing>
-                <wp:inline xmlns:a="http://schemas.openxmlformats.org/drawingml/2006/main" xmlns:pic="http://schemas.openxmlformats.org/drawingml/2006/picture">
-                  <wp:extent cx="2664000" cy="3996000"/>
-                  <wp:docPr id="1599238907" name="Picture 1599238907"/>
-                  <wp:cNvGraphicFramePr>
-                    <a:graphicFrameLocks noChangeAspect="1"/>
-                  </wp:cNvGraphicFramePr>
-                  <a:graphic>
-                    <a:graphicData uri="http://schemas.openxmlformats.org/drawingml/2006/picture">
-                      <pic:pic>
-                        <pic:nvPicPr>
-                          <pic:cNvPr id="0" name="03_after_operator.png"/>
-                          <pic:cNvPicPr/>
-                        </pic:nvPicPr>
-                        <pic:blipFill>
-                          <a:blip r:embed="rId18"/>
-                          <a:stretch>
-                            <a:fillRect/>
-                          </a:stretch>
-                        </pic:blipFill>
-                        <pic:spPr>
-                          <a:xfrm>
-                            <a:off x="0" y="0"/>
-                            <a:ext cx="2664000" cy="3996000"/>
-                          </a:xfrm>
-                          <a:prstGeom prst="rect"/>
-                        </pic:spPr>
-                      </pic:pic>
-                    </a:graphicData>
-                  </a:graphic>
-                </wp:inline>
-              </w:drawing>
-            </w:r>
-          </w:p>
-          <w:p>
-            <w:pPr>
-              <w:spacing w:line="480" w:lineRule="auto" w:after="120"/>
-              <w:ind w:left="480"/>
-              <w:jc w:val="center"/>
-              <w:rPr>
-                <w:color w:val="FF0000"/>
-                <w:sz w:val="24"/>
-              </w:rPr>
-            </w:pPr>
-            <w:r>
-              <w:rPr>
-                <w:rFonts w:hint="eastAsia"/>
-                <w:sz w:val="18"/>
-                <w:szCs w:val="18"/>
-              </w:rPr>
-              <w:t xml:space="preserve">图 2  优化后的界面（应用 style.qss，表达式栏显示“12.5 ×”）</w:t>
-            </w:r>
-          </w:p>
-          <w:p>
-            <w:pPr>
-              <w:pStyle w:val="ae"/>
-              <w:spacing w:line="480" w:lineRule="auto"/>
-              <w:ind w:left="880" w:firstLineChars="0" w:firstLine="0"/>
-            </w:pPr>
-            <w:r>
-              <w:rPr>
-                <w:rFonts w:hint="eastAsia"/>
-              </w:rPr>
-              <w:t xml:space="preserve">主要改进：</w:t>
-            </w:r>
-          </w:p>
-          <w:p>
-            <w:pPr>
-              <w:pStyle w:val="ae"/>
-              <w:spacing w:line="480" w:lineRule="auto"/>
-              <w:ind w:left="880" w:firstLineChars="0" w:firstLine="0"/>
-            </w:pPr>
-            <w:r>
-              <w:rPr>
-                <w:rFonts w:hint="eastAsia"/>
-              </w:rPr>
-              <w:t xml:space="preserve">（1）布局：去掉空着的菜单栏和工具栏，窗口由 564×423 的横版改为 400×600 的竖版，接近手机计算器的比例；显示框上方新增 lblExpression 标签，实时显示“左操作数 + 当前运算符”，按运算符时不再把显示框清零。</w:t>
-            </w:r>
-          </w:p>
-          <w:p>
-            <w:pPr>
-              <w:pStyle w:val="ae"/>
-              <w:spacing w:line="480" w:lineRule="auto"/>
-              <w:ind w:left="880" w:firstLineChars="0" w:firstLine="0"/>
-            </w:pPr>
-            <w:r>
-              <w:rPr>
-                <w:rFonts w:hint="eastAsia"/>
-              </w:rPr>
-              <w:t xml:space="preserve">（2）控件命名：原来 btnClearAll 的文本是“CE”却执行全部清除、btnClear 的文本是“C”却只清除当前输入，btnSquare 与 btnSqrt 的文本也是对调的，名字和功能对不上；现在文本与语义一一对应，槽函数名与控件名保持一致。退格键原来使用的字符在 Windows 默认字体下会显示成方框（见图 1 右上角），现在改成了“←”。</w:t>
-            </w:r>
-          </w:p>
-          <w:p>
-            <w:pPr>
-              <w:pStyle w:val="ae"/>
-              <w:spacing w:line="480" w:lineRule="auto"/>
-              <w:ind w:left="880" w:firstLineChars="0" w:firstLine="0"/>
-            </w:pPr>
-            <w:r>
-              <w:rPr>
-                <w:rFonts w:hint="eastAsia"/>
-              </w:rPr>
-              <w:t xml:space="preserve">（3）样式表：新增 style.qss，通过 style.qrc 打包进资源文件，由 MainWindow::loadStyleSheet() 加载。统一定义了圆角、字号和配色：数字键加粗放大，运算符蓝字浅蓝底，等号蓝底白字，C/CE/退格红色，一元运算符灰色弱化，鼠标悬停和按下都有明显反馈。</w:t>
-            </w:r>
-          </w:p>
-          <w:p>
-            <w:pPr>
-              <w:pStyle w:val="ae"/>
-              <w:spacing w:line="480" w:lineRule="auto"/>
-              <w:ind w:left="880" w:firstLineChars="0" w:firstLine="0"/>
-            </w:pPr>
-            <w:r>
-              <w:rPr>
-                <w:rFonts w:hint="eastAsia"/>
-              </w:rPr>
-              <w:t xml:space="preserve">（4）代码结构：界面外观全部集中到 qss 中，C++ 只负责逻辑；原来散落在各个槽函数里的显示框更新和状态栏提示收敛为 updateDisplay()、updateExpression()、showError() 三个函数，重复代码基本消除。</w:t>
-            </w:r>
-          </w:p>
-          <w:p>
-            <w:pPr>
-              <w:pStyle w:val="ae"/>
-              <w:spacing w:line="480" w:lineRule="auto"/>
-              <w:ind w:left="880" w:firstLineChars="0" w:firstLine="0"/>
-            </w:pPr>
-            <w:r>
-              <w:rPr>
-                <w:rFonts w:hint="eastAsia"/>
-              </w:rPr>
-              <w:t xml:space="preserve">（5）状态栏：实时显示当前运算符、计算结果和错误提示，演示时能直接看出当前处于哪个输入状态，也方便调试。</w:t>
+              <w:t xml:space="preserve">图 1  优化后的界面（应用 style.qss，表达式栏显示“12.5 ×”）</w:t>
             </w:r>
           </w:p>
           <w:p>
@@ -3315,7 +3013,7 @@
               <w:rPr>
                 <w:rFonts w:hint="eastAsia"/>
               </w:rPr>
-              <w:t xml:space="preserve">是。鼠标按键和键盘输入复用的是同一套处理逻辑，没有写两份代码。</w:t>
+              <w:t xml:space="preserve">是。把原来槽函数里的处理代码抽成 inputDigit()、inputBinaryOperator()、inputEqual() 等 9 个共用函数：鼠标槽函数只把按钮文本交给它们，keyPressEvent() 把键值换成同样的符号（* → ×、/ → ÷）再调用，两者共享同一个 CalcState 状态机。</w:t>
             </w:r>
           </w:p>
           <w:p>
@@ -3328,7 +3026,367 @@
               <w:rPr>
                 <w:rFonts w:hint="eastAsia"/>
               </w:rPr>
-              <w:t xml:space="preserve">具体做法是把原来写在槽函数里“取按钮文本 + 处理”的代码抽成 inputDigit()、inputPeriod()、backspace()、clearEntry()、clearAll()、toggleSign()、inputBinaryOperator()、inputUnaryOperator()、inputEqual() 九个带参数的共用函数：鼠标槽函数只负责把按钮文本交给它们，keyPressEvent() 则先把键值转换成与按钮文本完全相同的符号（* 转成 ×、/ 转成 ÷），再交给同一批函数。这样鼠标和键盘共享同一个 CalcState 状态机、同一套异常处理和同一套显示逻辑。</w:t>
+              <w:t xml:space="preserve">关键代码：</w:t>
+            </w:r>
+          </w:p>
+          <w:p>
+            <w:pPr>
+              <w:spacing w:before="0" w:after="0" w:line="230" w:lineRule="auto"/>
+              <w:ind w:left="454" w:firstLine="0"/>
+              <w:jc w:val="left"/>
+            </w:pPr>
+            <w:r>
+              <w:rPr>
+                <w:rFonts w:ascii="Consolas" w:hAnsi="Consolas" w:eastAsia="Consolas" w:cs="Consolas"/>
+                <w:sz w:val="17"/>
+                <w:szCs w:val="17"/>
+              </w:rPr>
+              <w:t xml:space="preserve">void MainWindow::btnNumClicked()          // 鼠标：取按钮文本</w:t>
+            </w:r>
+          </w:p>
+          <w:p>
+            <w:pPr>
+              <w:spacing w:before="0" w:after="0" w:line="230" w:lineRule="auto"/>
+              <w:ind w:left="454" w:firstLine="0"/>
+              <w:jc w:val="left"/>
+            </w:pPr>
+            <w:r>
+              <w:rPr>
+                <w:rFonts w:ascii="Consolas" w:hAnsi="Consolas" w:eastAsia="Consolas" w:cs="Consolas"/>
+                <w:sz w:val="17"/>
+                <w:szCs w:val="17"/>
+              </w:rPr>
+              <w:t xml:space="preserve">{</w:t>
+            </w:r>
+          </w:p>
+          <w:p>
+            <w:pPr>
+              <w:spacing w:before="0" w:after="0" w:line="230" w:lineRule="auto"/>
+              <w:ind w:left="454" w:firstLine="0"/>
+              <w:jc w:val="left"/>
+            </w:pPr>
+            <w:r>
+              <w:rPr>
+                <w:rFonts w:ascii="Consolas" w:hAnsi="Consolas" w:eastAsia="Consolas" w:cs="Consolas"/>
+                <w:sz w:val="17"/>
+                <w:szCs w:val="17"/>
+              </w:rPr>
+              <w:t xml:space="preserve">    inputDigit(qobject_cast&lt;QPushButton *&gt;(sender())-&gt;text());</w:t>
+            </w:r>
+          </w:p>
+          <w:p>
+            <w:pPr>
+              <w:spacing w:before="0" w:after="0" w:line="230" w:lineRule="auto"/>
+              <w:ind w:left="454" w:firstLine="0"/>
+              <w:jc w:val="left"/>
+            </w:pPr>
+            <w:r>
+              <w:rPr>
+                <w:rFonts w:ascii="Consolas" w:hAnsi="Consolas" w:eastAsia="Consolas" w:cs="Consolas"/>
+                <w:sz w:val="17"/>
+                <w:szCs w:val="17"/>
+              </w:rPr>
+              <w:t xml:space="preserve">}</w:t>
+            </w:r>
+          </w:p>
+          <w:p>
+            <w:pPr>
+              <w:spacing w:before="0" w:after="0" w:line="230" w:lineRule="auto"/>
+              <w:ind w:left="454" w:firstLine="0"/>
+              <w:jc w:val="left"/>
+            </w:pPr>
+            <w:r>
+              <w:rPr>
+                <w:rFonts w:ascii="Consolas" w:hAnsi="Consolas" w:eastAsia="Consolas" w:cs="Consolas"/>
+                <w:sz w:val="17"/>
+                <w:szCs w:val="17"/>
+              </w:rPr>
+              <w:t xml:space="preserve"/>
+            </w:r>
+          </w:p>
+          <w:p>
+            <w:pPr>
+              <w:spacing w:before="0" w:after="0" w:line="230" w:lineRule="auto"/>
+              <w:ind w:left="454" w:firstLine="0"/>
+              <w:jc w:val="left"/>
+            </w:pPr>
+            <w:r>
+              <w:rPr>
+                <w:rFonts w:ascii="Consolas" w:hAnsi="Consolas" w:eastAsia="Consolas" w:cs="Consolas"/>
+                <w:sz w:val="17"/>
+                <w:szCs w:val="17"/>
+              </w:rPr>
+              <w:t xml:space="preserve">void MainWindow::keyPressEvent(QKeyEvent *event)   // 键盘</w:t>
+            </w:r>
+          </w:p>
+          <w:p>
+            <w:pPr>
+              <w:spacing w:before="0" w:after="0" w:line="230" w:lineRule="auto"/>
+              <w:ind w:left="454" w:firstLine="0"/>
+              <w:jc w:val="left"/>
+            </w:pPr>
+            <w:r>
+              <w:rPr>
+                <w:rFonts w:ascii="Consolas" w:hAnsi="Consolas" w:eastAsia="Consolas" w:cs="Consolas"/>
+                <w:sz w:val="17"/>
+                <w:szCs w:val="17"/>
+              </w:rPr>
+              <w:t xml:space="preserve">{</w:t>
+            </w:r>
+          </w:p>
+          <w:p>
+            <w:pPr>
+              <w:spacing w:before="0" w:after="0" w:line="230" w:lineRule="auto"/>
+              <w:ind w:left="454" w:firstLine="0"/>
+              <w:jc w:val="left"/>
+            </w:pPr>
+            <w:r>
+              <w:rPr>
+                <w:rFonts w:ascii="Consolas" w:hAnsi="Consolas" w:eastAsia="Consolas" w:cs="Consolas"/>
+                <w:sz w:val="17"/>
+                <w:szCs w:val="17"/>
+              </w:rPr>
+              <w:t xml:space="preserve">    const int key = event-&gt;key();</w:t>
+            </w:r>
+          </w:p>
+          <w:p>
+            <w:pPr>
+              <w:spacing w:before="0" w:after="0" w:line="230" w:lineRule="auto"/>
+              <w:ind w:left="454" w:firstLine="0"/>
+              <w:jc w:val="left"/>
+            </w:pPr>
+            <w:r>
+              <w:rPr>
+                <w:rFonts w:ascii="Consolas" w:hAnsi="Consolas" w:eastAsia="Consolas" w:cs="Consolas"/>
+                <w:sz w:val="17"/>
+                <w:szCs w:val="17"/>
+              </w:rPr>
+              <w:t xml:space="preserve">    if(key &gt;= Qt::Key_0 &amp;&amp; key &lt;= Qt::Key_9)</w:t>
+            </w:r>
+          </w:p>
+          <w:p>
+            <w:pPr>
+              <w:spacing w:before="0" w:after="0" w:line="230" w:lineRule="auto"/>
+              <w:ind w:left="454" w:firstLine="0"/>
+              <w:jc w:val="left"/>
+            </w:pPr>
+            <w:r>
+              <w:rPr>
+                <w:rFonts w:ascii="Consolas" w:hAnsi="Consolas" w:eastAsia="Consolas" w:cs="Consolas"/>
+                <w:sz w:val="17"/>
+                <w:szCs w:val="17"/>
+              </w:rPr>
+              <w:t xml:space="preserve">    {</w:t>
+            </w:r>
+          </w:p>
+          <w:p>
+            <w:pPr>
+              <w:spacing w:before="0" w:after="0" w:line="230" w:lineRule="auto"/>
+              <w:ind w:left="454" w:firstLine="0"/>
+              <w:jc w:val="left"/>
+            </w:pPr>
+            <w:r>
+              <w:rPr>
+                <w:rFonts w:ascii="Consolas" w:hAnsi="Consolas" w:eastAsia="Consolas" w:cs="Consolas"/>
+                <w:sz w:val="17"/>
+                <w:szCs w:val="17"/>
+              </w:rPr>
+              <w:t xml:space="preserve">        inputDigit(QString::number(key - Qt::Key_0));</w:t>
+            </w:r>
+          </w:p>
+          <w:p>
+            <w:pPr>
+              <w:spacing w:before="0" w:after="0" w:line="230" w:lineRule="auto"/>
+              <w:ind w:left="454" w:firstLine="0"/>
+              <w:jc w:val="left"/>
+            </w:pPr>
+            <w:r>
+              <w:rPr>
+                <w:rFonts w:ascii="Consolas" w:hAnsi="Consolas" w:eastAsia="Consolas" w:cs="Consolas"/>
+                <w:sz w:val="17"/>
+                <w:szCs w:val="17"/>
+              </w:rPr>
+              <w:t xml:space="preserve">        return;</w:t>
+            </w:r>
+          </w:p>
+          <w:p>
+            <w:pPr>
+              <w:spacing w:before="0" w:after="0" w:line="230" w:lineRule="auto"/>
+              <w:ind w:left="454" w:firstLine="0"/>
+              <w:jc w:val="left"/>
+            </w:pPr>
+            <w:r>
+              <w:rPr>
+                <w:rFonts w:ascii="Consolas" w:hAnsi="Consolas" w:eastAsia="Consolas" w:cs="Consolas"/>
+                <w:sz w:val="17"/>
+                <w:szCs w:val="17"/>
+              </w:rPr>
+              <w:t xml:space="preserve">    }</w:t>
+            </w:r>
+          </w:p>
+          <w:p>
+            <w:pPr>
+              <w:spacing w:before="0" w:after="0" w:line="230" w:lineRule="auto"/>
+              <w:ind w:left="454" w:firstLine="0"/>
+              <w:jc w:val="left"/>
+            </w:pPr>
+            <w:r>
+              <w:rPr>
+                <w:rFonts w:ascii="Consolas" w:hAnsi="Consolas" w:eastAsia="Consolas" w:cs="Consolas"/>
+                <w:sz w:val="17"/>
+                <w:szCs w:val="17"/>
+              </w:rPr>
+              <w:t xml:space="preserve">    switch(key)</w:t>
+            </w:r>
+          </w:p>
+          <w:p>
+            <w:pPr>
+              <w:spacing w:before="0" w:after="0" w:line="230" w:lineRule="auto"/>
+              <w:ind w:left="454" w:firstLine="0"/>
+              <w:jc w:val="left"/>
+            </w:pPr>
+            <w:r>
+              <w:rPr>
+                <w:rFonts w:ascii="Consolas" w:hAnsi="Consolas" w:eastAsia="Consolas" w:cs="Consolas"/>
+                <w:sz w:val="17"/>
+                <w:szCs w:val="17"/>
+              </w:rPr>
+              <w:t xml:space="preserve">    {</w:t>
+            </w:r>
+          </w:p>
+          <w:p>
+            <w:pPr>
+              <w:spacing w:before="0" w:after="0" w:line="230" w:lineRule="auto"/>
+              <w:ind w:left="454" w:firstLine="0"/>
+              <w:jc w:val="left"/>
+            </w:pPr>
+            <w:r>
+              <w:rPr>
+                <w:rFonts w:ascii="Consolas" w:hAnsi="Consolas" w:eastAsia="Consolas" w:cs="Consolas"/>
+                <w:sz w:val="17"/>
+                <w:szCs w:val="17"/>
+              </w:rPr>
+              <w:t xml:space="preserve">    case Qt::Key_Backspace: backspace();                       return;  // 退格</w:t>
+            </w:r>
+          </w:p>
+          <w:p>
+            <w:pPr>
+              <w:spacing w:before="0" w:after="0" w:line="230" w:lineRule="auto"/>
+              <w:ind w:left="454" w:firstLine="0"/>
+              <w:jc w:val="left"/>
+            </w:pPr>
+            <w:r>
+              <w:rPr>
+                <w:rFonts w:ascii="Consolas" w:hAnsi="Consolas" w:eastAsia="Consolas" w:cs="Consolas"/>
+                <w:sz w:val="17"/>
+                <w:szCs w:val="17"/>
+              </w:rPr>
+              <w:t xml:space="preserve">    case Qt::Key_Asterisk:  inputBinaryOperator(QString("×")); return;  // * → ×</w:t>
+            </w:r>
+          </w:p>
+          <w:p>
+            <w:pPr>
+              <w:spacing w:before="0" w:after="0" w:line="230" w:lineRule="auto"/>
+              <w:ind w:left="454" w:firstLine="0"/>
+              <w:jc w:val="left"/>
+            </w:pPr>
+            <w:r>
+              <w:rPr>
+                <w:rFonts w:ascii="Consolas" w:hAnsi="Consolas" w:eastAsia="Consolas" w:cs="Consolas"/>
+                <w:sz w:val="17"/>
+                <w:szCs w:val="17"/>
+              </w:rPr>
+              <w:t xml:space="preserve">    case Qt::Key_Slash:     inputBinaryOperator(QString("÷")); return;  // / → ÷</w:t>
+            </w:r>
+          </w:p>
+          <w:p>
+            <w:pPr>
+              <w:spacing w:before="0" w:after="0" w:line="230" w:lineRule="auto"/>
+              <w:ind w:left="454" w:firstLine="0"/>
+              <w:jc w:val="left"/>
+            </w:pPr>
+            <w:r>
+              <w:rPr>
+                <w:rFonts w:ascii="Consolas" w:hAnsi="Consolas" w:eastAsia="Consolas" w:cs="Consolas"/>
+                <w:sz w:val="17"/>
+                <w:szCs w:val="17"/>
+              </w:rPr>
+              <w:t xml:space="preserve">    case Qt::Key_Enter:</w:t>
+            </w:r>
+          </w:p>
+          <w:p>
+            <w:pPr>
+              <w:spacing w:before="0" w:after="0" w:line="230" w:lineRule="auto"/>
+              <w:ind w:left="454" w:firstLine="0"/>
+              <w:jc w:val="left"/>
+            </w:pPr>
+            <w:r>
+              <w:rPr>
+                <w:rFonts w:ascii="Consolas" w:hAnsi="Consolas" w:eastAsia="Consolas" w:cs="Consolas"/>
+                <w:sz w:val="17"/>
+                <w:szCs w:val="17"/>
+              </w:rPr>
+              <w:t xml:space="preserve">    case Qt::Key_Equal:     inputEqual();                       return;  // 回车 / =</w:t>
+            </w:r>
+          </w:p>
+          <w:p>
+            <w:pPr>
+              <w:spacing w:before="0" w:after="0" w:line="230" w:lineRule="auto"/>
+              <w:ind w:left="454" w:firstLine="0"/>
+              <w:jc w:val="left"/>
+            </w:pPr>
+            <w:r>
+              <w:rPr>
+                <w:rFonts w:ascii="Consolas" w:hAnsi="Consolas" w:eastAsia="Consolas" w:cs="Consolas"/>
+                <w:sz w:val="17"/>
+                <w:szCs w:val="17"/>
+              </w:rPr>
+              <w:t xml:space="preserve">    default: break;   // 小数点、+ -、Delete/Esc、% 等分支写法相同</w:t>
+            </w:r>
+          </w:p>
+          <w:p>
+            <w:pPr>
+              <w:spacing w:before="0" w:after="0" w:line="230" w:lineRule="auto"/>
+              <w:ind w:left="454" w:firstLine="0"/>
+              <w:jc w:val="left"/>
+            </w:pPr>
+            <w:r>
+              <w:rPr>
+                <w:rFonts w:ascii="Consolas" w:hAnsi="Consolas" w:eastAsia="Consolas" w:cs="Consolas"/>
+                <w:sz w:val="17"/>
+                <w:szCs w:val="17"/>
+              </w:rPr>
+              <w:t xml:space="preserve">    }</w:t>
+            </w:r>
+          </w:p>
+          <w:p>
+            <w:pPr>
+              <w:spacing w:before="0" w:after="0" w:line="230" w:lineRule="auto"/>
+              <w:ind w:left="454" w:firstLine="0"/>
+              <w:jc w:val="left"/>
+            </w:pPr>
+            <w:r>
+              <w:rPr>
+                <w:rFonts w:ascii="Consolas" w:hAnsi="Consolas" w:eastAsia="Consolas" w:cs="Consolas"/>
+                <w:sz w:val="17"/>
+                <w:szCs w:val="17"/>
+              </w:rPr>
+              <w:t xml:space="preserve">    QMainWindow::keyPressEvent(event);</w:t>
+            </w:r>
+          </w:p>
+          <w:p>
+            <w:pPr>
+              <w:spacing w:before="0" w:after="0" w:line="230" w:lineRule="auto"/>
+              <w:ind w:left="454" w:firstLine="0"/>
+              <w:jc w:val="left"/>
+            </w:pPr>
+            <w:r>
+              <w:rPr>
+                <w:rFonts w:ascii="Consolas" w:hAnsi="Consolas" w:eastAsia="Consolas" w:cs="Consolas"/>
+                <w:sz w:val="17"/>
+                <w:szCs w:val="17"/>
+              </w:rPr>
+              <w:t xml:space="preserve">}</w:t>
             </w:r>
           </w:p>
           <w:p>
@@ -3341,592 +3399,7 @@
               <w:rPr>
                 <w:rFonts w:hint="eastAsia"/>
               </w:rPr>
-              <w:t xml:space="preserve">关键代码（鼠标槽函数与键盘事件的对接）：</w:t>
-            </w:r>
-          </w:p>
-          <w:p>
-            <w:pPr>
-              <w:spacing w:before="0" w:after="0" w:line="230" w:lineRule="auto"/>
-              <w:ind w:left="454" w:firstLine="0"/>
-              <w:jc w:val="left"/>
-            </w:pPr>
-            <w:r>
-              <w:rPr>
-                <w:rFonts w:ascii="Consolas" w:hAnsi="Consolas" w:eastAsia="Consolas" w:cs="Consolas"/>
-                <w:sz w:val="17"/>
-                <w:szCs w:val="17"/>
-              </w:rPr>
-              <w:t xml:space="preserve">// 鼠标按键：取出按钮文本后转交给共用函数</w:t>
-            </w:r>
-          </w:p>
-          <w:p>
-            <w:pPr>
-              <w:spacing w:before="0" w:after="0" w:line="230" w:lineRule="auto"/>
-              <w:ind w:left="454" w:firstLine="0"/>
-              <w:jc w:val="left"/>
-            </w:pPr>
-            <w:r>
-              <w:rPr>
-                <w:rFonts w:ascii="Consolas" w:hAnsi="Consolas" w:eastAsia="Consolas" w:cs="Consolas"/>
-                <w:sz w:val="17"/>
-                <w:szCs w:val="17"/>
-              </w:rPr>
-              <w:t xml:space="preserve">void MainWindow::btnNumClicked()</w:t>
-            </w:r>
-          </w:p>
-          <w:p>
-            <w:pPr>
-              <w:spacing w:before="0" w:after="0" w:line="230" w:lineRule="auto"/>
-              <w:ind w:left="454" w:firstLine="0"/>
-              <w:jc w:val="left"/>
-            </w:pPr>
-            <w:r>
-              <w:rPr>
-                <w:rFonts w:ascii="Consolas" w:hAnsi="Consolas" w:eastAsia="Consolas" w:cs="Consolas"/>
-                <w:sz w:val="17"/>
-                <w:szCs w:val="17"/>
-              </w:rPr>
-              <w:t xml:space="preserve">{</w:t>
-            </w:r>
-          </w:p>
-          <w:p>
-            <w:pPr>
-              <w:spacing w:before="0" w:after="0" w:line="230" w:lineRule="auto"/>
-              <w:ind w:left="454" w:firstLine="0"/>
-              <w:jc w:val="left"/>
-            </w:pPr>
-            <w:r>
-              <w:rPr>
-                <w:rFonts w:ascii="Consolas" w:hAnsi="Consolas" w:eastAsia="Consolas" w:cs="Consolas"/>
-                <w:sz w:val="17"/>
-                <w:szCs w:val="17"/>
-              </w:rPr>
-              <w:t xml:space="preserve">    inputDigit(qobject_cast&lt;QPushButton *&gt;(sender())-&gt;text());</w:t>
-            </w:r>
-          </w:p>
-          <w:p>
-            <w:pPr>
-              <w:spacing w:before="0" w:after="0" w:line="230" w:lineRule="auto"/>
-              <w:ind w:left="454" w:firstLine="0"/>
-              <w:jc w:val="left"/>
-            </w:pPr>
-            <w:r>
-              <w:rPr>
-                <w:rFonts w:ascii="Consolas" w:hAnsi="Consolas" w:eastAsia="Consolas" w:cs="Consolas"/>
-                <w:sz w:val="17"/>
-                <w:szCs w:val="17"/>
-              </w:rPr>
-              <w:t xml:space="preserve">}</w:t>
-            </w:r>
-          </w:p>
-          <w:p>
-            <w:pPr>
-              <w:spacing w:before="0" w:after="0" w:line="230" w:lineRule="auto"/>
-              <w:ind w:left="454" w:firstLine="0"/>
-              <w:jc w:val="left"/>
-            </w:pPr>
-            <w:r>
-              <w:rPr>
-                <w:rFonts w:ascii="Consolas" w:hAnsi="Consolas" w:eastAsia="Consolas" w:cs="Consolas"/>
-                <w:sz w:val="17"/>
-                <w:szCs w:val="17"/>
-              </w:rPr>
-              <w:t xml:space="preserve"/>
-            </w:r>
-          </w:p>
-          <w:p>
-            <w:pPr>
-              <w:spacing w:before="0" w:after="0" w:line="230" w:lineRule="auto"/>
-              <w:ind w:left="454" w:firstLine="0"/>
-              <w:jc w:val="left"/>
-            </w:pPr>
-            <w:r>
-              <w:rPr>
-                <w:rFonts w:ascii="Consolas" w:hAnsi="Consolas" w:eastAsia="Consolas" w:cs="Consolas"/>
-                <w:sz w:val="17"/>
-                <w:szCs w:val="17"/>
-              </w:rPr>
-              <w:t xml:space="preserve">void MainWindow::btnBinaryOperatorClicked()</w:t>
-            </w:r>
-          </w:p>
-          <w:p>
-            <w:pPr>
-              <w:spacing w:before="0" w:after="0" w:line="230" w:lineRule="auto"/>
-              <w:ind w:left="454" w:firstLine="0"/>
-              <w:jc w:val="left"/>
-            </w:pPr>
-            <w:r>
-              <w:rPr>
-                <w:rFonts w:ascii="Consolas" w:hAnsi="Consolas" w:eastAsia="Consolas" w:cs="Consolas"/>
-                <w:sz w:val="17"/>
-                <w:szCs w:val="17"/>
-              </w:rPr>
-              <w:t xml:space="preserve">{</w:t>
-            </w:r>
-          </w:p>
-          <w:p>
-            <w:pPr>
-              <w:spacing w:before="0" w:after="0" w:line="230" w:lineRule="auto"/>
-              <w:ind w:left="454" w:firstLine="0"/>
-              <w:jc w:val="left"/>
-            </w:pPr>
-            <w:r>
-              <w:rPr>
-                <w:rFonts w:ascii="Consolas" w:hAnsi="Consolas" w:eastAsia="Consolas" w:cs="Consolas"/>
-                <w:sz w:val="17"/>
-                <w:szCs w:val="17"/>
-              </w:rPr>
-              <w:t xml:space="preserve">    inputBinaryOperator(qobject_cast&lt;QPushButton *&gt;(sender())-&gt;text());</w:t>
-            </w:r>
-          </w:p>
-          <w:p>
-            <w:pPr>
-              <w:spacing w:before="0" w:after="0" w:line="230" w:lineRule="auto"/>
-              <w:ind w:left="454" w:firstLine="0"/>
-              <w:jc w:val="left"/>
-            </w:pPr>
-            <w:r>
-              <w:rPr>
-                <w:rFonts w:ascii="Consolas" w:hAnsi="Consolas" w:eastAsia="Consolas" w:cs="Consolas"/>
-                <w:sz w:val="17"/>
-                <w:szCs w:val="17"/>
-              </w:rPr>
-              <w:t xml:space="preserve">}</w:t>
-            </w:r>
-          </w:p>
-          <w:p>
-            <w:pPr>
-              <w:spacing w:before="0" w:after="0" w:line="230" w:lineRule="auto"/>
-              <w:ind w:left="454" w:firstLine="0"/>
-              <w:jc w:val="left"/>
-            </w:pPr>
-            <w:r>
-              <w:rPr>
-                <w:rFonts w:ascii="Consolas" w:hAnsi="Consolas" w:eastAsia="Consolas" w:cs="Consolas"/>
-                <w:sz w:val="17"/>
-                <w:szCs w:val="17"/>
-              </w:rPr>
-              <w:t xml:space="preserve"/>
-            </w:r>
-          </w:p>
-          <w:p>
-            <w:pPr>
-              <w:spacing w:before="0" w:after="0" w:line="230" w:lineRule="auto"/>
-              <w:ind w:left="454" w:firstLine="0"/>
-              <w:jc w:val="left"/>
-            </w:pPr>
-            <w:r>
-              <w:rPr>
-                <w:rFonts w:ascii="Consolas" w:hAnsi="Consolas" w:eastAsia="Consolas" w:cs="Consolas"/>
-                <w:sz w:val="17"/>
-                <w:szCs w:val="17"/>
-              </w:rPr>
-              <w:t xml:space="preserve">// 键盘：先把键值换成与按钮文本相同的符号，再调用同一批函数</w:t>
-            </w:r>
-          </w:p>
-          <w:p>
-            <w:pPr>
-              <w:spacing w:before="0" w:after="0" w:line="230" w:lineRule="auto"/>
-              <w:ind w:left="454" w:firstLine="0"/>
-              <w:jc w:val="left"/>
-            </w:pPr>
-            <w:r>
-              <w:rPr>
-                <w:rFonts w:ascii="Consolas" w:hAnsi="Consolas" w:eastAsia="Consolas" w:cs="Consolas"/>
-                <w:sz w:val="17"/>
-                <w:szCs w:val="17"/>
-              </w:rPr>
-              <w:t xml:space="preserve">void MainWindow::keyPressEvent(QKeyEvent *event)</w:t>
-            </w:r>
-          </w:p>
-          <w:p>
-            <w:pPr>
-              <w:spacing w:before="0" w:after="0" w:line="230" w:lineRule="auto"/>
-              <w:ind w:left="454" w:firstLine="0"/>
-              <w:jc w:val="left"/>
-            </w:pPr>
-            <w:r>
-              <w:rPr>
-                <w:rFonts w:ascii="Consolas" w:hAnsi="Consolas" w:eastAsia="Consolas" w:cs="Consolas"/>
-                <w:sz w:val="17"/>
-                <w:szCs w:val="17"/>
-              </w:rPr>
-              <w:t xml:space="preserve">{</w:t>
-            </w:r>
-          </w:p>
-          <w:p>
-            <w:pPr>
-              <w:spacing w:before="0" w:after="0" w:line="230" w:lineRule="auto"/>
-              <w:ind w:left="454" w:firstLine="0"/>
-              <w:jc w:val="left"/>
-            </w:pPr>
-            <w:r>
-              <w:rPr>
-                <w:rFonts w:ascii="Consolas" w:hAnsi="Consolas" w:eastAsia="Consolas" w:cs="Consolas"/>
-                <w:sz w:val="17"/>
-                <w:szCs w:val="17"/>
-              </w:rPr>
-              <w:t xml:space="preserve">    const int key = event-&gt;key();</w:t>
-            </w:r>
-          </w:p>
-          <w:p>
-            <w:pPr>
-              <w:spacing w:before="0" w:after="0" w:line="230" w:lineRule="auto"/>
-              <w:ind w:left="454" w:firstLine="0"/>
-              <w:jc w:val="left"/>
-            </w:pPr>
-            <w:r>
-              <w:rPr>
-                <w:rFonts w:ascii="Consolas" w:hAnsi="Consolas" w:eastAsia="Consolas" w:cs="Consolas"/>
-                <w:sz w:val="17"/>
-                <w:szCs w:val="17"/>
-              </w:rPr>
-              <w:t xml:space="preserve">    if(key &gt;= Qt::Key_0 &amp;&amp; key &lt;= Qt::Key_9)</w:t>
-            </w:r>
-          </w:p>
-          <w:p>
-            <w:pPr>
-              <w:spacing w:before="0" w:after="0" w:line="230" w:lineRule="auto"/>
-              <w:ind w:left="454" w:firstLine="0"/>
-              <w:jc w:val="left"/>
-            </w:pPr>
-            <w:r>
-              <w:rPr>
-                <w:rFonts w:ascii="Consolas" w:hAnsi="Consolas" w:eastAsia="Consolas" w:cs="Consolas"/>
-                <w:sz w:val="17"/>
-                <w:szCs w:val="17"/>
-              </w:rPr>
-              <w:t xml:space="preserve">    {</w:t>
-            </w:r>
-          </w:p>
-          <w:p>
-            <w:pPr>
-              <w:spacing w:before="0" w:after="0" w:line="230" w:lineRule="auto"/>
-              <w:ind w:left="454" w:firstLine="0"/>
-              <w:jc w:val="left"/>
-            </w:pPr>
-            <w:r>
-              <w:rPr>
-                <w:rFonts w:ascii="Consolas" w:hAnsi="Consolas" w:eastAsia="Consolas" w:cs="Consolas"/>
-                <w:sz w:val="17"/>
-                <w:szCs w:val="17"/>
-              </w:rPr>
-              <w:t xml:space="preserve">        inputDigit(QString::number(key - Qt::Key_0));</w:t>
-            </w:r>
-          </w:p>
-          <w:p>
-            <w:pPr>
-              <w:spacing w:before="0" w:after="0" w:line="230" w:lineRule="auto"/>
-              <w:ind w:left="454" w:firstLine="0"/>
-              <w:jc w:val="left"/>
-            </w:pPr>
-            <w:r>
-              <w:rPr>
-                <w:rFonts w:ascii="Consolas" w:hAnsi="Consolas" w:eastAsia="Consolas" w:cs="Consolas"/>
-                <w:sz w:val="17"/>
-                <w:szCs w:val="17"/>
-              </w:rPr>
-              <w:t xml:space="preserve">        return;</w:t>
-            </w:r>
-          </w:p>
-          <w:p>
-            <w:pPr>
-              <w:spacing w:before="0" w:after="0" w:line="230" w:lineRule="auto"/>
-              <w:ind w:left="454" w:firstLine="0"/>
-              <w:jc w:val="left"/>
-            </w:pPr>
-            <w:r>
-              <w:rPr>
-                <w:rFonts w:ascii="Consolas" w:hAnsi="Consolas" w:eastAsia="Consolas" w:cs="Consolas"/>
-                <w:sz w:val="17"/>
-                <w:szCs w:val="17"/>
-              </w:rPr>
-              <w:t xml:space="preserve">    }</w:t>
-            </w:r>
-          </w:p>
-          <w:p>
-            <w:pPr>
-              <w:spacing w:before="0" w:after="0" w:line="230" w:lineRule="auto"/>
-              <w:ind w:left="454" w:firstLine="0"/>
-              <w:jc w:val="left"/>
-            </w:pPr>
-            <w:r>
-              <w:rPr>
-                <w:rFonts w:ascii="Consolas" w:hAnsi="Consolas" w:eastAsia="Consolas" w:cs="Consolas"/>
-                <w:sz w:val="17"/>
-                <w:szCs w:val="17"/>
-              </w:rPr>
-              <w:t xml:space="preserve">    switch(key)</w:t>
-            </w:r>
-          </w:p>
-          <w:p>
-            <w:pPr>
-              <w:spacing w:before="0" w:after="0" w:line="230" w:lineRule="auto"/>
-              <w:ind w:left="454" w:firstLine="0"/>
-              <w:jc w:val="left"/>
-            </w:pPr>
-            <w:r>
-              <w:rPr>
-                <w:rFonts w:ascii="Consolas" w:hAnsi="Consolas" w:eastAsia="Consolas" w:cs="Consolas"/>
-                <w:sz w:val="17"/>
-                <w:szCs w:val="17"/>
-              </w:rPr>
-              <w:t xml:space="preserve">    {</w:t>
-            </w:r>
-          </w:p>
-          <w:p>
-            <w:pPr>
-              <w:spacing w:before="0" w:after="0" w:line="230" w:lineRule="auto"/>
-              <w:ind w:left="454" w:firstLine="0"/>
-              <w:jc w:val="left"/>
-            </w:pPr>
-            <w:r>
-              <w:rPr>
-                <w:rFonts w:ascii="Consolas" w:hAnsi="Consolas" w:eastAsia="Consolas" w:cs="Consolas"/>
-                <w:sz w:val="17"/>
-                <w:szCs w:val="17"/>
-              </w:rPr>
-              <w:t xml:space="preserve">    case Qt::Key_Period:    inputPeriod();                      return;</w:t>
-            </w:r>
-          </w:p>
-          <w:p>
-            <w:pPr>
-              <w:spacing w:before="0" w:after="0" w:line="230" w:lineRule="auto"/>
-              <w:ind w:left="454" w:firstLine="0"/>
-              <w:jc w:val="left"/>
-            </w:pPr>
-            <w:r>
-              <w:rPr>
-                <w:rFonts w:ascii="Consolas" w:hAnsi="Consolas" w:eastAsia="Consolas" w:cs="Consolas"/>
-                <w:sz w:val="17"/>
-                <w:szCs w:val="17"/>
-              </w:rPr>
-              <w:t xml:space="preserve">    case Qt::Key_Backspace: backspace();                        return;</w:t>
-            </w:r>
-          </w:p>
-          <w:p>
-            <w:pPr>
-              <w:spacing w:before="0" w:after="0" w:line="230" w:lineRule="auto"/>
-              <w:ind w:left="454" w:firstLine="0"/>
-              <w:jc w:val="left"/>
-            </w:pPr>
-            <w:r>
-              <w:rPr>
-                <w:rFonts w:ascii="Consolas" w:hAnsi="Consolas" w:eastAsia="Consolas" w:cs="Consolas"/>
-                <w:sz w:val="17"/>
-                <w:szCs w:val="17"/>
-              </w:rPr>
-              <w:t xml:space="preserve">    case Qt::Key_Delete:</w:t>
-            </w:r>
-          </w:p>
-          <w:p>
-            <w:pPr>
-              <w:spacing w:before="0" w:after="0" w:line="230" w:lineRule="auto"/>
-              <w:ind w:left="454" w:firstLine="0"/>
-              <w:jc w:val="left"/>
-            </w:pPr>
-            <w:r>
-              <w:rPr>
-                <w:rFonts w:ascii="Consolas" w:hAnsi="Consolas" w:eastAsia="Consolas" w:cs="Consolas"/>
-                <w:sz w:val="17"/>
-                <w:szCs w:val="17"/>
-              </w:rPr>
-              <w:t xml:space="preserve">    case Qt::Key_Escape:    clearAll();                         return;</w:t>
-            </w:r>
-          </w:p>
-          <w:p>
-            <w:pPr>
-              <w:spacing w:before="0" w:after="0" w:line="230" w:lineRule="auto"/>
-              <w:ind w:left="454" w:firstLine="0"/>
-              <w:jc w:val="left"/>
-            </w:pPr>
-            <w:r>
-              <w:rPr>
-                <w:rFonts w:ascii="Consolas" w:hAnsi="Consolas" w:eastAsia="Consolas" w:cs="Consolas"/>
-                <w:sz w:val="17"/>
-                <w:szCs w:val="17"/>
-              </w:rPr>
-              <w:t xml:space="preserve">    case Qt::Key_Plus:      inputBinaryOperator(QString("+"));  return;</w:t>
-            </w:r>
-          </w:p>
-          <w:p>
-            <w:pPr>
-              <w:spacing w:before="0" w:after="0" w:line="230" w:lineRule="auto"/>
-              <w:ind w:left="454" w:firstLine="0"/>
-              <w:jc w:val="left"/>
-            </w:pPr>
-            <w:r>
-              <w:rPr>
-                <w:rFonts w:ascii="Consolas" w:hAnsi="Consolas" w:eastAsia="Consolas" w:cs="Consolas"/>
-                <w:sz w:val="17"/>
-                <w:szCs w:val="17"/>
-              </w:rPr>
-              <w:t xml:space="preserve">    case Qt::Key_Minus:     inputBinaryOperator(QString("-"));  return;</w:t>
-            </w:r>
-          </w:p>
-          <w:p>
-            <w:pPr>
-              <w:spacing w:before="0" w:after="0" w:line="230" w:lineRule="auto"/>
-              <w:ind w:left="454" w:firstLine="0"/>
-              <w:jc w:val="left"/>
-            </w:pPr>
-            <w:r>
-              <w:rPr>
-                <w:rFonts w:ascii="Consolas" w:hAnsi="Consolas" w:eastAsia="Consolas" w:cs="Consolas"/>
-                <w:sz w:val="17"/>
-                <w:szCs w:val="17"/>
-              </w:rPr>
-              <w:t xml:space="preserve">    case Qt::Key_Asterisk:  inputBinaryOperator(QString("×"));  return;</w:t>
-            </w:r>
-          </w:p>
-          <w:p>
-            <w:pPr>
-              <w:spacing w:before="0" w:after="0" w:line="230" w:lineRule="auto"/>
-              <w:ind w:left="454" w:firstLine="0"/>
-              <w:jc w:val="left"/>
-            </w:pPr>
-            <w:r>
-              <w:rPr>
-                <w:rFonts w:ascii="Consolas" w:hAnsi="Consolas" w:eastAsia="Consolas" w:cs="Consolas"/>
-                <w:sz w:val="17"/>
-                <w:szCs w:val="17"/>
-              </w:rPr>
-              <w:t xml:space="preserve">    case Qt::Key_Slash:     inputBinaryOperator(QString("÷"));  return;</w:t>
-            </w:r>
-          </w:p>
-          <w:p>
-            <w:pPr>
-              <w:spacing w:before="0" w:after="0" w:line="230" w:lineRule="auto"/>
-              <w:ind w:left="454" w:firstLine="0"/>
-              <w:jc w:val="left"/>
-            </w:pPr>
-            <w:r>
-              <w:rPr>
-                <w:rFonts w:ascii="Consolas" w:hAnsi="Consolas" w:eastAsia="Consolas" w:cs="Consolas"/>
-                <w:sz w:val="17"/>
-                <w:szCs w:val="17"/>
-              </w:rPr>
-              <w:t xml:space="preserve">    case Qt::Key_Equal:</w:t>
-            </w:r>
-          </w:p>
-          <w:p>
-            <w:pPr>
-              <w:spacing w:before="0" w:after="0" w:line="230" w:lineRule="auto"/>
-              <w:ind w:left="454" w:firstLine="0"/>
-              <w:jc w:val="left"/>
-            </w:pPr>
-            <w:r>
-              <w:rPr>
-                <w:rFonts w:ascii="Consolas" w:hAnsi="Consolas" w:eastAsia="Consolas" w:cs="Consolas"/>
-                <w:sz w:val="17"/>
-                <w:szCs w:val="17"/>
-              </w:rPr>
-              <w:t xml:space="preserve">    case Qt::Key_Return:</w:t>
-            </w:r>
-          </w:p>
-          <w:p>
-            <w:pPr>
-              <w:spacing w:before="0" w:after="0" w:line="230" w:lineRule="auto"/>
-              <w:ind w:left="454" w:firstLine="0"/>
-              <w:jc w:val="left"/>
-            </w:pPr>
-            <w:r>
-              <w:rPr>
-                <w:rFonts w:ascii="Consolas" w:hAnsi="Consolas" w:eastAsia="Consolas" w:cs="Consolas"/>
-                <w:sz w:val="17"/>
-                <w:szCs w:val="17"/>
-              </w:rPr>
-              <w:t xml:space="preserve">    case Qt::Key_Enter:     inputEqual();                       return;</w:t>
-            </w:r>
-          </w:p>
-          <w:p>
-            <w:pPr>
-              <w:spacing w:before="0" w:after="0" w:line="230" w:lineRule="auto"/>
-              <w:ind w:left="454" w:firstLine="0"/>
-              <w:jc w:val="left"/>
-            </w:pPr>
-            <w:r>
-              <w:rPr>
-                <w:rFonts w:ascii="Consolas" w:hAnsi="Consolas" w:eastAsia="Consolas" w:cs="Consolas"/>
-                <w:sz w:val="17"/>
-                <w:szCs w:val="17"/>
-              </w:rPr>
-              <w:t xml:space="preserve">    case Qt::Key_Percent:   inputUnaryOperator(QString("%"));  return;</w:t>
-            </w:r>
-          </w:p>
-          <w:p>
-            <w:pPr>
-              <w:spacing w:before="0" w:after="0" w:line="230" w:lineRule="auto"/>
-              <w:ind w:left="454" w:firstLine="0"/>
-              <w:jc w:val="left"/>
-            </w:pPr>
-            <w:r>
-              <w:rPr>
-                <w:rFonts w:ascii="Consolas" w:hAnsi="Consolas" w:eastAsia="Consolas" w:cs="Consolas"/>
-                <w:sz w:val="17"/>
-                <w:szCs w:val="17"/>
-              </w:rPr>
-              <w:t xml:space="preserve">    case Qt::Key_C:         clearAll();                         return;</w:t>
-            </w:r>
-          </w:p>
-          <w:p>
-            <w:pPr>
-              <w:spacing w:before="0" w:after="0" w:line="230" w:lineRule="auto"/>
-              <w:ind w:left="454" w:firstLine="0"/>
-              <w:jc w:val="left"/>
-            </w:pPr>
-            <w:r>
-              <w:rPr>
-                <w:rFonts w:ascii="Consolas" w:hAnsi="Consolas" w:eastAsia="Consolas" w:cs="Consolas"/>
-                <w:sz w:val="17"/>
-                <w:szCs w:val="17"/>
-              </w:rPr>
-              <w:t xml:space="preserve">    default: break;</w:t>
-            </w:r>
-          </w:p>
-          <w:p>
-            <w:pPr>
-              <w:spacing w:before="0" w:after="0" w:line="230" w:lineRule="auto"/>
-              <w:ind w:left="454" w:firstLine="0"/>
-              <w:jc w:val="left"/>
-            </w:pPr>
-            <w:r>
-              <w:rPr>
-                <w:rFonts w:ascii="Consolas" w:hAnsi="Consolas" w:eastAsia="Consolas" w:cs="Consolas"/>
-                <w:sz w:val="17"/>
-                <w:szCs w:val="17"/>
-              </w:rPr>
-              <w:t xml:space="preserve">    }</w:t>
-            </w:r>
-          </w:p>
-          <w:p>
-            <w:pPr>
-              <w:spacing w:before="0" w:after="0" w:line="230" w:lineRule="auto"/>
-              <w:ind w:left="454" w:firstLine="0"/>
-              <w:jc w:val="left"/>
-            </w:pPr>
-            <w:r>
-              <w:rPr>
-                <w:rFonts w:ascii="Consolas" w:hAnsi="Consolas" w:eastAsia="Consolas" w:cs="Consolas"/>
-                <w:sz w:val="17"/>
-                <w:szCs w:val="17"/>
-              </w:rPr>
-              <w:t xml:space="preserve">    QMainWindow::keyPressEvent(event);</w:t>
-            </w:r>
-          </w:p>
-          <w:p>
-            <w:pPr>
-              <w:spacing w:before="0" w:after="0" w:line="230" w:lineRule="auto"/>
-              <w:ind w:left="454" w:firstLine="0"/>
-              <w:jc w:val="left"/>
-            </w:pPr>
-            <w:r>
-              <w:rPr>
-                <w:rFonts w:ascii="Consolas" w:hAnsi="Consolas" w:eastAsia="Consolas" w:cs="Consolas"/>
-                <w:sz w:val="17"/>
-                <w:szCs w:val="17"/>
-              </w:rPr>
-              <w:t xml:space="preserve">}</w:t>
+              <w:t xml:space="preserve">键位对应：0～9 → 数字键；. → 小数点；Backspace → ←；Delete/Esc/C → C；+ - * / → + - × ÷；= 或回车 → =；% → %。</w:t>
             </w:r>
           </w:p>
           <w:p>
@@ -3939,7 +3412,7 @@
               <w:rPr>
                 <w:rFonts w:hint="eastAsia"/>
               </w:rPr>
-              <w:t xml:space="preserve">键盘按键与软件按键的对应关系如下表，二者进入的是同一个函数：</w:t>
+              <w:t xml:space="preserve">测试结果（键盘与鼠标结果一致）：</w:t>
             </w:r>
           </w:p>
           <w:tbl>
@@ -3988,13 +3461,13 @@
                       <w:b/>
                       <w:sz w:val="18"/>
                     </w:rPr>
-                    <w:t>键盘按键</w:t>
+                    <w:t>输入方式</w:t>
                   </w:r>
                 </w:p>
               </w:tc>
               <w:tc>
                 <w:tcPr>
-                  <w:tcW w:type="dxa" w:w="1928"/>
+                  <w:tcW w:type="dxa" w:w="4082"/>
                 </w:tcPr>
                 <w:p>
                   <w:pPr>
@@ -4008,13 +3481,13 @@
                       <w:b/>
                       <w:sz w:val="18"/>
                     </w:rPr>
-                    <w:t>对应按钮</w:t>
+                    <w:t>输入序列</w:t>
                   </w:r>
                 </w:p>
               </w:tc>
               <w:tc>
                 <w:tcPr>
-                  <w:tcW w:type="dxa" w:w="4422"/>
+                  <w:tcW w:type="dxa" w:w="2268"/>
                 </w:tcPr>
                 <w:p>
                   <w:pPr>
@@ -4028,7 +3501,7 @@
                       <w:b/>
                       <w:sz w:val="18"/>
                     </w:rPr>
-                    <w:t>调用的共用函数</w:t>
+                    <w:t>显示结果</w:t>
                   </w:r>
                 </w:p>
               </w:tc>
@@ -4050,13 +3523,13 @@
                       <w:b w:val="0"/>
                       <w:sz w:val="18"/>
                     </w:rPr>
-                    <w:t>0～9（含小键盘）</w:t>
+                    <w:t>鼠标</w:t>
                   </w:r>
                 </w:p>
               </w:tc>
               <w:tc>
                 <w:tcPr>
-                  <w:tcW w:type="dxa" w:w="1928"/>
+                  <w:tcW w:type="dxa" w:w="4082"/>
                 </w:tcPr>
                 <w:p>
                   <w:pPr>
@@ -4070,13 +3543,13 @@
                       <w:b w:val="0"/>
                       <w:sz w:val="18"/>
                     </w:rPr>
-                    <w:t>0～9</w:t>
+                    <w:t>12.5 × 4 =</w:t>
                   </w:r>
                 </w:p>
               </w:tc>
               <w:tc>
                 <w:tcPr>
-                  <w:tcW w:type="dxa" w:w="4422"/>
+                  <w:tcW w:type="dxa" w:w="2268"/>
                 </w:tcPr>
                 <w:p>
                   <w:pPr>
@@ -4090,7 +3563,7 @@
                       <w:b w:val="0"/>
                       <w:sz w:val="18"/>
                     </w:rPr>
-                    <w:t>inputDigit()</w:t>
+                    <w:t>50</w:t>
                   </w:r>
                 </w:p>
               </w:tc>
@@ -4112,13 +3585,13 @@
                       <w:b w:val="0"/>
                       <w:sz w:val="18"/>
                     </w:rPr>
-                    <w:t>“.”</w:t>
+                    <w:t>键盘</w:t>
                   </w:r>
                 </w:p>
               </w:tc>
               <w:tc>
                 <w:tcPr>
-                  <w:tcW w:type="dxa" w:w="1928"/>
+                  <w:tcW w:type="dxa" w:w="4082"/>
                 </w:tcPr>
                 <w:p>
                   <w:pPr>
@@ -4132,13 +3605,13 @@
                       <w:b w:val="0"/>
                       <w:sz w:val="18"/>
                     </w:rPr>
-                    <w:t>.</w:t>
+                    <w:t>12.5 * 4 Enter</w:t>
                   </w:r>
                 </w:p>
               </w:tc>
               <w:tc>
                 <w:tcPr>
-                  <w:tcW w:type="dxa" w:w="4422"/>
+                  <w:tcW w:type="dxa" w:w="2268"/>
                 </w:tcPr>
                 <w:p>
                   <w:pPr>
@@ -4152,7 +3625,7 @@
                       <w:b w:val="0"/>
                       <w:sz w:val="18"/>
                     </w:rPr>
-                    <w:t>inputPeriod()</w:t>
+                    <w:t>50</w:t>
                   </w:r>
                 </w:p>
               </w:tc>
@@ -4174,13 +3647,13 @@
                       <w:b w:val="0"/>
                       <w:sz w:val="18"/>
                     </w:rPr>
-                    <w:t>Backspace</w:t>
+                    <w:t>鼠标、键盘混合</w:t>
                   </w:r>
                 </w:p>
               </w:tc>
               <w:tc>
                 <w:tcPr>
-                  <w:tcW w:type="dxa" w:w="1928"/>
+                  <w:tcW w:type="dxa" w:w="4082"/>
                 </w:tcPr>
                 <w:p>
                   <w:pPr>
@@ -4194,13 +3667,13 @@
                       <w:b w:val="0"/>
                       <w:sz w:val="18"/>
                     </w:rPr>
-                    <w:t>←（退格）</w:t>
+                    <w:t>键盘 2 → 鼠标 + → 键盘 3 → 鼠标 =</w:t>
                   </w:r>
                 </w:p>
               </w:tc>
               <w:tc>
                 <w:tcPr>
-                  <w:tcW w:type="dxa" w:w="4422"/>
+                  <w:tcW w:type="dxa" w:w="2268"/>
                 </w:tcPr>
                 <w:p>
                   <w:pPr>
@@ -4214,7 +3687,7 @@
                       <w:b w:val="0"/>
                       <w:sz w:val="18"/>
                     </w:rPr>
-                    <w:t>backspace()</w:t>
+                    <w:t>5</w:t>
                   </w:r>
                 </w:p>
               </w:tc>
@@ -4236,13 +3709,13 @@
                       <w:b w:val="0"/>
                       <w:sz w:val="18"/>
                     </w:rPr>
-                    <w:t>Delete、Esc、C</w:t>
+                    <w:t>键盘</w:t>
                   </w:r>
                 </w:p>
               </w:tc>
               <w:tc>
                 <w:tcPr>
-                  <w:tcW w:type="dxa" w:w="1928"/>
+                  <w:tcW w:type="dxa" w:w="4082"/>
                 </w:tcPr>
                 <w:p>
                   <w:pPr>
@@ -4256,13 +3729,13 @@
                       <w:b w:val="0"/>
                       <w:sz w:val="18"/>
                     </w:rPr>
-                    <w:t>C</w:t>
+                    <w:t>123 后按 Backspace</w:t>
                   </w:r>
                 </w:p>
               </w:tc>
               <w:tc>
                 <w:tcPr>
-                  <w:tcW w:type="dxa" w:w="4422"/>
+                  <w:tcW w:type="dxa" w:w="2268"/>
                 </w:tcPr>
                 <w:p>
                   <w:pPr>
@@ -4276,7 +3749,7 @@
                       <w:b w:val="0"/>
                       <w:sz w:val="18"/>
                     </w:rPr>
-                    <w:t>clearAll()</w:t>
+                    <w:t>12</w:t>
                   </w:r>
                 </w:p>
               </w:tc>
@@ -4298,676 +3771,13 @@
                       <w:b w:val="0"/>
                       <w:sz w:val="18"/>
                     </w:rPr>
-                    <w:t>+、-</w:t>
-                  </w:r>
-                </w:p>
-              </w:tc>
-              <w:tc>
-                <w:tcPr>
-                  <w:tcW w:type="dxa" w:w="1928"/>
-                </w:tcPr>
-                <w:p>
-                  <w:pPr>
-                    <w:spacing w:before="20" w:after="20" w:line="240" w:lineRule="auto"/>
-                    <w:jc w:val="left"/>
-                  </w:pPr>
-                  <w:r/>
-                  <w:r>
-                    <w:rPr>
-                      <w:rFonts w:ascii="宋体" w:hAnsi="宋体" w:eastAsia="宋体"/>
-                      <w:b w:val="0"/>
-                      <w:sz w:val="18"/>
-                    </w:rPr>
-                    <w:t>+、-</w:t>
-                  </w:r>
-                </w:p>
-              </w:tc>
-              <w:tc>
-                <w:tcPr>
-                  <w:tcW w:type="dxa" w:w="4422"/>
-                </w:tcPr>
-                <w:p>
-                  <w:pPr>
-                    <w:spacing w:before="20" w:after="20" w:line="240" w:lineRule="auto"/>
-                    <w:jc w:val="left"/>
-                  </w:pPr>
-                  <w:r/>
-                  <w:r>
-                    <w:rPr>
-                      <w:rFonts w:ascii="宋体" w:hAnsi="宋体" w:eastAsia="宋体"/>
-                      <w:b w:val="0"/>
-                      <w:sz w:val="18"/>
-                    </w:rPr>
-                    <w:t>inputBinaryOperator()</w:t>
-                  </w:r>
-                </w:p>
-              </w:tc>
-            </w:tr>
-            <w:tr>
-              <w:tc>
-                <w:tcPr>
-                  <w:tcW w:type="dxa" w:w="1928"/>
-                </w:tcPr>
-                <w:p>
-                  <w:pPr>
-                    <w:spacing w:before="20" w:after="20" w:line="240" w:lineRule="auto"/>
-                    <w:jc w:val="left"/>
-                  </w:pPr>
-                  <w:r/>
-                  <w:r>
-                    <w:rPr>
-                      <w:rFonts w:ascii="宋体" w:hAnsi="宋体" w:eastAsia="宋体"/>
-                      <w:b w:val="0"/>
-                      <w:sz w:val="18"/>
-                    </w:rPr>
-                    <w:t>*</w:t>
-                  </w:r>
-                </w:p>
-              </w:tc>
-              <w:tc>
-                <w:tcPr>
-                  <w:tcW w:type="dxa" w:w="1928"/>
-                </w:tcPr>
-                <w:p>
-                  <w:pPr>
-                    <w:spacing w:before="20" w:after="20" w:line="240" w:lineRule="auto"/>
-                    <w:jc w:val="left"/>
-                  </w:pPr>
-                  <w:r/>
-                  <w:r>
-                    <w:rPr>
-                      <w:rFonts w:ascii="宋体" w:hAnsi="宋体" w:eastAsia="宋体"/>
-                      <w:b w:val="0"/>
-                      <w:sz w:val="18"/>
-                    </w:rPr>
-                    <w:t>×</w:t>
-                  </w:r>
-                </w:p>
-              </w:tc>
-              <w:tc>
-                <w:tcPr>
-                  <w:tcW w:type="dxa" w:w="4422"/>
-                </w:tcPr>
-                <w:p>
-                  <w:pPr>
-                    <w:spacing w:before="20" w:after="20" w:line="240" w:lineRule="auto"/>
-                    <w:jc w:val="left"/>
-                  </w:pPr>
-                  <w:r/>
-                  <w:r>
-                    <w:rPr>
-                      <w:rFonts w:ascii="宋体" w:hAnsi="宋体" w:eastAsia="宋体"/>
-                      <w:b w:val="0"/>
-                      <w:sz w:val="18"/>
-                    </w:rPr>
-                    <w:t>inputBinaryOperator("×")</w:t>
-                  </w:r>
-                </w:p>
-              </w:tc>
-            </w:tr>
-            <w:tr>
-              <w:tc>
-                <w:tcPr>
-                  <w:tcW w:type="dxa" w:w="1928"/>
-                </w:tcPr>
-                <w:p>
-                  <w:pPr>
-                    <w:spacing w:before="20" w:after="20" w:line="240" w:lineRule="auto"/>
-                    <w:jc w:val="left"/>
-                  </w:pPr>
-                  <w:r/>
-                  <w:r>
-                    <w:rPr>
-                      <w:rFonts w:ascii="宋体" w:hAnsi="宋体" w:eastAsia="宋体"/>
-                      <w:b w:val="0"/>
-                      <w:sz w:val="18"/>
-                    </w:rPr>
-                    <w:t>/</w:t>
-                  </w:r>
-                </w:p>
-              </w:tc>
-              <w:tc>
-                <w:tcPr>
-                  <w:tcW w:type="dxa" w:w="1928"/>
-                </w:tcPr>
-                <w:p>
-                  <w:pPr>
-                    <w:spacing w:before="20" w:after="20" w:line="240" w:lineRule="auto"/>
-                    <w:jc w:val="left"/>
-                  </w:pPr>
-                  <w:r/>
-                  <w:r>
-                    <w:rPr>
-                      <w:rFonts w:ascii="宋体" w:hAnsi="宋体" w:eastAsia="宋体"/>
-                      <w:b w:val="0"/>
-                      <w:sz w:val="18"/>
-                    </w:rPr>
-                    <w:t>÷</w:t>
-                  </w:r>
-                </w:p>
-              </w:tc>
-              <w:tc>
-                <w:tcPr>
-                  <w:tcW w:type="dxa" w:w="4422"/>
-                </w:tcPr>
-                <w:p>
-                  <w:pPr>
-                    <w:spacing w:before="20" w:after="20" w:line="240" w:lineRule="auto"/>
-                    <w:jc w:val="left"/>
-                  </w:pPr>
-                  <w:r/>
-                  <w:r>
-                    <w:rPr>
-                      <w:rFonts w:ascii="宋体" w:hAnsi="宋体" w:eastAsia="宋体"/>
-                      <w:b w:val="0"/>
-                      <w:sz w:val="18"/>
-                    </w:rPr>
-                    <w:t>inputBinaryOperator("÷")</w:t>
-                  </w:r>
-                </w:p>
-              </w:tc>
-            </w:tr>
-            <w:tr>
-              <w:tc>
-                <w:tcPr>
-                  <w:tcW w:type="dxa" w:w="1928"/>
-                </w:tcPr>
-                <w:p>
-                  <w:pPr>
-                    <w:spacing w:before="20" w:after="20" w:line="240" w:lineRule="auto"/>
-                    <w:jc w:val="left"/>
-                  </w:pPr>
-                  <w:r/>
-                  <w:r>
-                    <w:rPr>
-                      <w:rFonts w:ascii="宋体" w:hAnsi="宋体" w:eastAsia="宋体"/>
-                      <w:b w:val="0"/>
-                      <w:sz w:val="18"/>
-                    </w:rPr>
-                    <w:t>= 或 Enter</w:t>
-                  </w:r>
-                </w:p>
-              </w:tc>
-              <w:tc>
-                <w:tcPr>
-                  <w:tcW w:type="dxa" w:w="1928"/>
-                </w:tcPr>
-                <w:p>
-                  <w:pPr>
-                    <w:spacing w:before="20" w:after="20" w:line="240" w:lineRule="auto"/>
-                    <w:jc w:val="left"/>
-                  </w:pPr>
-                  <w:r/>
-                  <w:r>
-                    <w:rPr>
-                      <w:rFonts w:ascii="宋体" w:hAnsi="宋体" w:eastAsia="宋体"/>
-                      <w:b w:val="0"/>
-                      <w:sz w:val="18"/>
-                    </w:rPr>
-                    <w:t>=</w:t>
-                  </w:r>
-                </w:p>
-              </w:tc>
-              <w:tc>
-                <w:tcPr>
-                  <w:tcW w:type="dxa" w:w="4422"/>
-                </w:tcPr>
-                <w:p>
-                  <w:pPr>
-                    <w:spacing w:before="20" w:after="20" w:line="240" w:lineRule="auto"/>
-                    <w:jc w:val="left"/>
-                  </w:pPr>
-                  <w:r/>
-                  <w:r>
-                    <w:rPr>
-                      <w:rFonts w:ascii="宋体" w:hAnsi="宋体" w:eastAsia="宋体"/>
-                      <w:b w:val="0"/>
-                      <w:sz w:val="18"/>
-                    </w:rPr>
-                    <w:t>inputEqual()</w:t>
-                  </w:r>
-                </w:p>
-              </w:tc>
-            </w:tr>
-            <w:tr>
-              <w:tc>
-                <w:tcPr>
-                  <w:tcW w:type="dxa" w:w="1928"/>
-                </w:tcPr>
-                <w:p>
-                  <w:pPr>
-                    <w:spacing w:before="20" w:after="20" w:line="240" w:lineRule="auto"/>
-                    <w:jc w:val="left"/>
-                  </w:pPr>
-                  <w:r/>
-                  <w:r>
-                    <w:rPr>
-                      <w:rFonts w:ascii="宋体" w:hAnsi="宋体" w:eastAsia="宋体"/>
-                      <w:b w:val="0"/>
-                      <w:sz w:val="18"/>
-                    </w:rPr>
-                    <w:t>%</w:t>
-                  </w:r>
-                </w:p>
-              </w:tc>
-              <w:tc>
-                <w:tcPr>
-                  <w:tcW w:type="dxa" w:w="1928"/>
-                </w:tcPr>
-                <w:p>
-                  <w:pPr>
-                    <w:spacing w:before="20" w:after="20" w:line="240" w:lineRule="auto"/>
-                    <w:jc w:val="left"/>
-                  </w:pPr>
-                  <w:r/>
-                  <w:r>
-                    <w:rPr>
-                      <w:rFonts w:ascii="宋体" w:hAnsi="宋体" w:eastAsia="宋体"/>
-                      <w:b w:val="0"/>
-                      <w:sz w:val="18"/>
-                    </w:rPr>
-                    <w:t>%</w:t>
-                  </w:r>
-                </w:p>
-              </w:tc>
-              <w:tc>
-                <w:tcPr>
-                  <w:tcW w:type="dxa" w:w="4422"/>
-                </w:tcPr>
-                <w:p>
-                  <w:pPr>
-                    <w:spacing w:before="20" w:after="20" w:line="240" w:lineRule="auto"/>
-                    <w:jc w:val="left"/>
-                  </w:pPr>
-                  <w:r/>
-                  <w:r>
-                    <w:rPr>
-                      <w:rFonts w:ascii="宋体" w:hAnsi="宋体" w:eastAsia="宋体"/>
-                      <w:b w:val="0"/>
-                      <w:sz w:val="18"/>
-                    </w:rPr>
-                    <w:t>inputUnaryOperator("%")</w:t>
-                  </w:r>
-                </w:p>
-              </w:tc>
-            </w:tr>
-          </w:tbl>
-          <w:p>
-            <w:pPr>
-              <w:pStyle w:val="ae"/>
-              <w:spacing w:line="480" w:lineRule="auto"/>
-              <w:ind w:left="880" w:firstLineChars="0" w:firstLine="0"/>
-            </w:pPr>
-            <w:r>
-              <w:rPr>
-                <w:rFonts w:hint="eastAsia"/>
-              </w:rPr>
-              <w:t xml:space="preserve">测试结果（“输入序列”指按顺序操作，结果均与鼠标操作一致）：</w:t>
-            </w:r>
-          </w:p>
-          <w:tbl>
-            <w:tblPr>
-              <w:tblLayout w:type="fixed"/>
-              <w:tblLook w:firstColumn="1" w:firstRow="1" w:lastColumn="0" w:lastRow="0" w:noHBand="0" w:noVBand="1" w:val="04A0"/>
-              <w:tblBorders>
-                <w:top w:val="single" w:sz="4" w:space="0" w:color="808080"/>
-                <w:left w:val="single" w:sz="4" w:space="0" w:color="808080"/>
-                <w:bottom w:val="single" w:sz="4" w:space="0" w:color="808080"/>
-                <w:right w:val="single" w:sz="4" w:space="0" w:color="808080"/>
-                <w:insideH w:val="single" w:sz="4" w:space="0" w:color="808080"/>
-                <w:insideV w:val="single" w:sz="4" w:space="0" w:color="808080"/>
-              </w:tblBorders>
-              <w:tblW w:w="8278" w:type="dxa"/>
-              <w:tblLayout w:type="fixed"/>
-              <w:tblCellMar>
-                <w:top w:w="0" w:type="dxa"/>
-                <w:left w:w="45" w:type="dxa"/>
-                <w:bottom w:w="0" w:type="dxa"/>
-                <w:right w:w="45" w:type="dxa"/>
-              </w:tblCellMar>
-            </w:tblPr>
-            <w:tblGrid>
-              <w:gridCol w:w="3470"/>
-              <w:gridCol w:w="3470"/>
-              <w:gridCol w:w="3470"/>
-            </w:tblGrid>
-            <w:tr>
-              <w:trPr>
-                <w:tblHeader/>
-              </w:trPr>
-              <w:tc>
-                <w:tcPr>
-                  <w:tcW w:type="dxa" w:w="1814"/>
-                </w:tcPr>
-                <w:p>
-                  <w:pPr>
-                    <w:spacing w:before="20" w:after="20" w:line="240" w:lineRule="auto"/>
-                    <w:jc w:val="left"/>
-                  </w:pPr>
-                  <w:r/>
-                  <w:r>
-                    <w:rPr>
-                      <w:rFonts w:ascii="宋体" w:hAnsi="宋体" w:eastAsia="宋体"/>
-                      <w:b/>
-                      <w:sz w:val="18"/>
-                    </w:rPr>
-                    <w:t>输入方式</w:t>
-                  </w:r>
-                </w:p>
-              </w:tc>
-              <w:tc>
-                <w:tcPr>
-                  <w:tcW w:type="dxa" w:w="3969"/>
-                </w:tcPr>
-                <w:p>
-                  <w:pPr>
-                    <w:spacing w:before="20" w:after="20" w:line="240" w:lineRule="auto"/>
-                    <w:jc w:val="left"/>
-                  </w:pPr>
-                  <w:r/>
-                  <w:r>
-                    <w:rPr>
-                      <w:rFonts w:ascii="宋体" w:hAnsi="宋体" w:eastAsia="宋体"/>
-                      <w:b/>
-                      <w:sz w:val="18"/>
-                    </w:rPr>
-                    <w:t>输入序列</w:t>
-                  </w:r>
-                </w:p>
-              </w:tc>
-              <w:tc>
-                <w:tcPr>
-                  <w:tcW w:type="dxa" w:w="2494"/>
-                </w:tcPr>
-                <w:p>
-                  <w:pPr>
-                    <w:spacing w:before="20" w:after="20" w:line="240" w:lineRule="auto"/>
-                    <w:jc w:val="left"/>
-                  </w:pPr>
-                  <w:r/>
-                  <w:r>
-                    <w:rPr>
-                      <w:rFonts w:ascii="宋体" w:hAnsi="宋体" w:eastAsia="宋体"/>
-                      <w:b/>
-                      <w:sz w:val="18"/>
-                    </w:rPr>
-                    <w:t>显示结果</w:t>
-                  </w:r>
-                </w:p>
-              </w:tc>
-            </w:tr>
-            <w:tr>
-              <w:tc>
-                <w:tcPr>
-                  <w:tcW w:type="dxa" w:w="1814"/>
-                </w:tcPr>
-                <w:p>
-                  <w:pPr>
-                    <w:spacing w:before="20" w:after="20" w:line="240" w:lineRule="auto"/>
-                    <w:jc w:val="left"/>
-                  </w:pPr>
-                  <w:r/>
-                  <w:r>
-                    <w:rPr>
-                      <w:rFonts w:ascii="宋体" w:hAnsi="宋体" w:eastAsia="宋体"/>
-                      <w:b w:val="0"/>
-                      <w:sz w:val="18"/>
-                    </w:rPr>
-                    <w:t>鼠标</w:t>
-                  </w:r>
-                </w:p>
-              </w:tc>
-              <w:tc>
-                <w:tcPr>
-                  <w:tcW w:type="dxa" w:w="3969"/>
-                </w:tcPr>
-                <w:p>
-                  <w:pPr>
-                    <w:spacing w:before="20" w:after="20" w:line="240" w:lineRule="auto"/>
-                    <w:jc w:val="left"/>
-                  </w:pPr>
-                  <w:r/>
-                  <w:r>
-                    <w:rPr>
-                      <w:rFonts w:ascii="宋体" w:hAnsi="宋体" w:eastAsia="宋体"/>
-                      <w:b w:val="0"/>
-                      <w:sz w:val="18"/>
-                    </w:rPr>
-                    <w:t>12.5 × 4 =</w:t>
-                  </w:r>
-                </w:p>
-              </w:tc>
-              <w:tc>
-                <w:tcPr>
-                  <w:tcW w:type="dxa" w:w="2494"/>
-                </w:tcPr>
-                <w:p>
-                  <w:pPr>
-                    <w:spacing w:before="20" w:after="20" w:line="240" w:lineRule="auto"/>
-                    <w:jc w:val="left"/>
-                  </w:pPr>
-                  <w:r/>
-                  <w:r>
-                    <w:rPr>
-                      <w:rFonts w:ascii="宋体" w:hAnsi="宋体" w:eastAsia="宋体"/>
-                      <w:b w:val="0"/>
-                      <w:sz w:val="18"/>
-                    </w:rPr>
-                    <w:t>50</w:t>
-                  </w:r>
-                </w:p>
-              </w:tc>
-            </w:tr>
-            <w:tr>
-              <w:tc>
-                <w:tcPr>
-                  <w:tcW w:type="dxa" w:w="1814"/>
-                </w:tcPr>
-                <w:p>
-                  <w:pPr>
-                    <w:spacing w:before="20" w:after="20" w:line="240" w:lineRule="auto"/>
-                    <w:jc w:val="left"/>
-                  </w:pPr>
-                  <w:r/>
-                  <w:r>
-                    <w:rPr>
-                      <w:rFonts w:ascii="宋体" w:hAnsi="宋体" w:eastAsia="宋体"/>
-                      <w:b w:val="0"/>
-                      <w:sz w:val="18"/>
-                    </w:rPr>
                     <w:t>键盘</w:t>
                   </w:r>
                 </w:p>
               </w:tc>
               <w:tc>
                 <w:tcPr>
-                  <w:tcW w:type="dxa" w:w="3969"/>
-                </w:tcPr>
-                <w:p>
-                  <w:pPr>
-                    <w:spacing w:before="20" w:after="20" w:line="240" w:lineRule="auto"/>
-                    <w:jc w:val="left"/>
-                  </w:pPr>
-                  <w:r/>
-                  <w:r>
-                    <w:rPr>
-                      <w:rFonts w:ascii="宋体" w:hAnsi="宋体" w:eastAsia="宋体"/>
-                      <w:b w:val="0"/>
-                      <w:sz w:val="18"/>
-                    </w:rPr>
-                    <w:t>12.5 * 4 Enter</w:t>
-                  </w:r>
-                </w:p>
-              </w:tc>
-              <w:tc>
-                <w:tcPr>
-                  <w:tcW w:type="dxa" w:w="2494"/>
-                </w:tcPr>
-                <w:p>
-                  <w:pPr>
-                    <w:spacing w:before="20" w:after="20" w:line="240" w:lineRule="auto"/>
-                    <w:jc w:val="left"/>
-                  </w:pPr>
-                  <w:r/>
-                  <w:r>
-                    <w:rPr>
-                      <w:rFonts w:ascii="宋体" w:hAnsi="宋体" w:eastAsia="宋体"/>
-                      <w:b w:val="0"/>
-                      <w:sz w:val="18"/>
-                    </w:rPr>
-                    <w:t>50</w:t>
-                  </w:r>
-                </w:p>
-              </w:tc>
-            </w:tr>
-            <w:tr>
-              <w:tc>
-                <w:tcPr>
-                  <w:tcW w:type="dxa" w:w="1814"/>
-                </w:tcPr>
-                <w:p>
-                  <w:pPr>
-                    <w:spacing w:before="20" w:after="20" w:line="240" w:lineRule="auto"/>
-                    <w:jc w:val="left"/>
-                  </w:pPr>
-                  <w:r/>
-                  <w:r>
-                    <w:rPr>
-                      <w:rFonts w:ascii="宋体" w:hAnsi="宋体" w:eastAsia="宋体"/>
-                      <w:b w:val="0"/>
-                      <w:sz w:val="18"/>
-                    </w:rPr>
-                    <w:t>鼠标、键盘混合</w:t>
-                  </w:r>
-                </w:p>
-              </w:tc>
-              <w:tc>
-                <w:tcPr>
-                  <w:tcW w:type="dxa" w:w="3969"/>
-                </w:tcPr>
-                <w:p>
-                  <w:pPr>
-                    <w:spacing w:before="20" w:after="20" w:line="240" w:lineRule="auto"/>
-                    <w:jc w:val="left"/>
-                  </w:pPr>
-                  <w:r/>
-                  <w:r>
-                    <w:rPr>
-                      <w:rFonts w:ascii="宋体" w:hAnsi="宋体" w:eastAsia="宋体"/>
-                      <w:b w:val="0"/>
-                      <w:sz w:val="18"/>
-                    </w:rPr>
-                    <w:t>键盘 2 → 鼠标 + → 键盘 3 → 鼠标 =</w:t>
-                  </w:r>
-                </w:p>
-              </w:tc>
-              <w:tc>
-                <w:tcPr>
-                  <w:tcW w:type="dxa" w:w="2494"/>
-                </w:tcPr>
-                <w:p>
-                  <w:pPr>
-                    <w:spacing w:before="20" w:after="20" w:line="240" w:lineRule="auto"/>
-                    <w:jc w:val="left"/>
-                  </w:pPr>
-                  <w:r/>
-                  <w:r>
-                    <w:rPr>
-                      <w:rFonts w:ascii="宋体" w:hAnsi="宋体" w:eastAsia="宋体"/>
-                      <w:b w:val="0"/>
-                      <w:sz w:val="18"/>
-                    </w:rPr>
-                    <w:t>5</w:t>
-                  </w:r>
-                </w:p>
-              </w:tc>
-            </w:tr>
-            <w:tr>
-              <w:tc>
-                <w:tcPr>
-                  <w:tcW w:type="dxa" w:w="1814"/>
-                </w:tcPr>
-                <w:p>
-                  <w:pPr>
-                    <w:spacing w:before="20" w:after="20" w:line="240" w:lineRule="auto"/>
-                    <w:jc w:val="left"/>
-                  </w:pPr>
-                  <w:r/>
-                  <w:r>
-                    <w:rPr>
-                      <w:rFonts w:ascii="宋体" w:hAnsi="宋体" w:eastAsia="宋体"/>
-                      <w:b w:val="0"/>
-                      <w:sz w:val="18"/>
-                    </w:rPr>
-                    <w:t>键盘</w:t>
-                  </w:r>
-                </w:p>
-              </w:tc>
-              <w:tc>
-                <w:tcPr>
-                  <w:tcW w:type="dxa" w:w="3969"/>
-                </w:tcPr>
-                <w:p>
-                  <w:pPr>
-                    <w:spacing w:before="20" w:after="20" w:line="240" w:lineRule="auto"/>
-                    <w:jc w:val="left"/>
-                  </w:pPr>
-                  <w:r/>
-                  <w:r>
-                    <w:rPr>
-                      <w:rFonts w:ascii="宋体" w:hAnsi="宋体" w:eastAsia="宋体"/>
-                      <w:b w:val="0"/>
-                      <w:sz w:val="18"/>
-                    </w:rPr>
-                    <w:t>123 后按 Backspace</w:t>
-                  </w:r>
-                </w:p>
-              </w:tc>
-              <w:tc>
-                <w:tcPr>
-                  <w:tcW w:type="dxa" w:w="2494"/>
-                </w:tcPr>
-                <w:p>
-                  <w:pPr>
-                    <w:spacing w:before="20" w:after="20" w:line="240" w:lineRule="auto"/>
-                    <w:jc w:val="left"/>
-                  </w:pPr>
-                  <w:r/>
-                  <w:r>
-                    <w:rPr>
-                      <w:rFonts w:ascii="宋体" w:hAnsi="宋体" w:eastAsia="宋体"/>
-                      <w:b w:val="0"/>
-                      <w:sz w:val="18"/>
-                    </w:rPr>
-                    <w:t>12</w:t>
-                  </w:r>
-                </w:p>
-              </w:tc>
-            </w:tr>
-            <w:tr>
-              <w:tc>
-                <w:tcPr>
-                  <w:tcW w:type="dxa" w:w="1814"/>
-                </w:tcPr>
-                <w:p>
-                  <w:pPr>
-                    <w:spacing w:before="20" w:after="20" w:line="240" w:lineRule="auto"/>
-                    <w:jc w:val="left"/>
-                  </w:pPr>
-                  <w:r/>
-                  <w:r>
-                    <w:rPr>
-                      <w:rFonts w:ascii="宋体" w:hAnsi="宋体" w:eastAsia="宋体"/>
-                      <w:b w:val="0"/>
-                      <w:sz w:val="18"/>
-                    </w:rPr>
-                    <w:t>键盘</w:t>
-                  </w:r>
-                </w:p>
-              </w:tc>
-              <w:tc>
-                <w:tcPr>
-                  <w:tcW w:type="dxa" w:w="3969"/>
+                  <w:tcW w:type="dxa" w:w="4082"/>
                 </w:tcPr>
                 <w:p>
                   <w:pPr>
@@ -4987,7 +3797,7 @@
               </w:tc>
               <w:tc>
                 <w:tcPr>
-                  <w:tcW w:type="dxa" w:w="2494"/>
+                  <w:tcW w:type="dxa" w:w="2268"/>
                 </w:tcPr>
                 <w:p>
                   <w:pPr>
@@ -5006,130 +3816,6 @@
                 </w:p>
               </w:tc>
             </w:tr>
-            <w:tr>
-              <w:tc>
-                <w:tcPr>
-                  <w:tcW w:type="dxa" w:w="1814"/>
-                </w:tcPr>
-                <w:p>
-                  <w:pPr>
-                    <w:spacing w:before="20" w:after="20" w:line="240" w:lineRule="auto"/>
-                    <w:jc w:val="left"/>
-                  </w:pPr>
-                  <w:r/>
-                  <w:r>
-                    <w:rPr>
-                      <w:rFonts w:ascii="宋体" w:hAnsi="宋体" w:eastAsia="宋体"/>
-                      <w:b w:val="0"/>
-                      <w:sz w:val="18"/>
-                    </w:rPr>
-                    <w:t>键盘</w:t>
-                  </w:r>
-                </w:p>
-              </w:tc>
-              <w:tc>
-                <w:tcPr>
-                  <w:tcW w:type="dxa" w:w="3969"/>
-                </w:tcPr>
-                <w:p>
-                  <w:pPr>
-                    <w:spacing w:before="20" w:after="20" w:line="240" w:lineRule="auto"/>
-                    <w:jc w:val="left"/>
-                  </w:pPr>
-                  <w:r/>
-                  <w:r>
-                    <w:rPr>
-                      <w:rFonts w:ascii="宋体" w:hAnsi="宋体" w:eastAsia="宋体"/>
-                      <w:b w:val="0"/>
-                      <w:sz w:val="18"/>
-                    </w:rPr>
-                    <w:t>2 + 3 = 再按 =</w:t>
-                  </w:r>
-                </w:p>
-              </w:tc>
-              <w:tc>
-                <w:tcPr>
-                  <w:tcW w:type="dxa" w:w="2494"/>
-                </w:tcPr>
-                <w:p>
-                  <w:pPr>
-                    <w:spacing w:before="20" w:after="20" w:line="240" w:lineRule="auto"/>
-                    <w:jc w:val="left"/>
-                  </w:pPr>
-                  <w:r/>
-                  <w:r>
-                    <w:rPr>
-                      <w:rFonts w:ascii="宋体" w:hAnsi="宋体" w:eastAsia="宋体"/>
-                      <w:b w:val="0"/>
-                      <w:sz w:val="18"/>
-                    </w:rPr>
-                    <w:t>5（结果不被清零）</w:t>
-                  </w:r>
-                </w:p>
-              </w:tc>
-            </w:tr>
-            <w:tr>
-              <w:tc>
-                <w:tcPr>
-                  <w:tcW w:type="dxa" w:w="1814"/>
-                </w:tcPr>
-                <w:p>
-                  <w:pPr>
-                    <w:spacing w:before="20" w:after="20" w:line="240" w:lineRule="auto"/>
-                    <w:jc w:val="left"/>
-                  </w:pPr>
-                  <w:r/>
-                  <w:r>
-                    <w:rPr>
-                      <w:rFonts w:ascii="宋体" w:hAnsi="宋体" w:eastAsia="宋体"/>
-                      <w:b w:val="0"/>
-                      <w:sz w:val="18"/>
-                    </w:rPr>
-                    <w:t>鼠标</w:t>
-                  </w:r>
-                </w:p>
-              </w:tc>
-              <w:tc>
-                <w:tcPr>
-                  <w:tcW w:type="dxa" w:w="3969"/>
-                </w:tcPr>
-                <w:p>
-                  <w:pPr>
-                    <w:spacing w:before="20" w:after="20" w:line="240" w:lineRule="auto"/>
-                    <w:jc w:val="left"/>
-                  </w:pPr>
-                  <w:r/>
-                  <w:r>
-                    <w:rPr>
-                      <w:rFonts w:ascii="宋体" w:hAnsi="宋体" w:eastAsia="宋体"/>
-                      <w:b w:val="0"/>
-                      <w:sz w:val="18"/>
-                    </w:rPr>
-                    <w:t>2 + 3 = 再按 × 4 =</w:t>
-                  </w:r>
-                </w:p>
-              </w:tc>
-              <w:tc>
-                <w:tcPr>
-                  <w:tcW w:type="dxa" w:w="2494"/>
-                </w:tcPr>
-                <w:p>
-                  <w:pPr>
-                    <w:spacing w:before="20" w:after="20" w:line="240" w:lineRule="auto"/>
-                    <w:jc w:val="left"/>
-                  </w:pPr>
-                  <w:r/>
-                  <w:r>
-                    <w:rPr>
-                      <w:rFonts w:ascii="宋体" w:hAnsi="宋体" w:eastAsia="宋体"/>
-                      <w:b w:val="0"/>
-                      <w:sz w:val="18"/>
-                    </w:rPr>
-                    <w:t>20</w:t>
-                  </w:r>
-                </w:p>
-              </w:tc>
-            </w:tr>
           </w:tbl>
           <w:p>
             <w:pPr>
@@ -5173,17 +3859,14 @@
                 <w:rFonts w:hint="eastAsia"/>
                 <w:sz w:val="24"/>
               </w:rPr>
-              <w:t xml:space="preserve">代码已提交到 GitHub 仓库 https://github.com/HRSstudyhard/QTProject （分支 main）。实验 1 的相关提交记录如下（git log --stat）：</w:t>
-            </w:r>
-          </w:p>
-          <w:p>
-            <w:pPr>
-              <w:spacing w:line="480" w:lineRule="auto"/>
-              <w:ind w:left="480"/>
-              <w:rPr>
-                <w:color w:val="FF0000"/>
-                <w:sz w:val="24"/>
-              </w:rPr>
+              <w:t xml:space="preserve">代码已提交到 GitHub 仓库 https://github.com/HRSstudyhard/QTProject （分支 main），git log --oneline：</w:t>
+            </w:r>
+          </w:p>
+          <w:p>
+            <w:pPr>
+              <w:spacing w:before="0" w:after="0" w:line="230" w:lineRule="auto"/>
+              <w:ind w:left="454" w:firstLine="0"/>
+              <w:jc w:val="left"/>
             </w:pPr>
             <w:r>
               <w:rPr>
@@ -5191,17 +3874,14 @@
                 <w:sz w:val="17"/>
                 <w:szCs w:val="17"/>
               </w:rPr>
-              <w:t xml:space="preserve">commit 2156832  重构输入处理逻辑并实现键盘事件</w:t>
-            </w:r>
-          </w:p>
-          <w:p>
-            <w:pPr>
-              <w:spacing w:line="480" w:lineRule="auto"/>
-              <w:ind w:left="480"/>
-              <w:rPr>
-                <w:color w:val="FF0000"/>
-                <w:sz w:val="24"/>
-              </w:rPr>
+              <w:t xml:space="preserve">773da03 首次提交：计算器界面与基本四则运算</w:t>
+            </w:r>
+          </w:p>
+          <w:p>
+            <w:pPr>
+              <w:spacing w:before="0" w:after="0" w:line="230" w:lineRule="auto"/>
+              <w:ind w:left="454" w:firstLine="0"/>
+              <w:jc w:val="left"/>
             </w:pPr>
             <w:r>
               <w:rPr>
@@ -5209,17 +3889,14 @@
                 <w:sz w:val="17"/>
                 <w:szCs w:val="17"/>
               </w:rPr>
-              <w:t xml:space="preserve">       M  mainwindow.cpp   M  mainwindow.h</w:t>
-            </w:r>
-          </w:p>
-          <w:p>
-            <w:pPr>
-              <w:spacing w:line="480" w:lineRule="auto"/>
-              <w:ind w:left="480"/>
-              <w:rPr>
-                <w:color w:val="FF0000"/>
-                <w:sz w:val="24"/>
-              </w:rPr>
+              <w:t xml:space="preserve">f25f7ce 修复除法被误判为乘法、除数为0无提示的问题</w:t>
+            </w:r>
+          </w:p>
+          <w:p>
+            <w:pPr>
+              <w:spacing w:before="0" w:after="0" w:line="230" w:lineRule="auto"/>
+              <w:ind w:left="454" w:firstLine="0"/>
+              <w:jc w:val="left"/>
             </w:pPr>
             <w:r>
               <w:rPr>
@@ -5227,17 +3904,14 @@
                 <w:sz w:val="17"/>
                 <w:szCs w:val="17"/>
               </w:rPr>
-              <w:t xml:space="preserve"/>
-            </w:r>
-          </w:p>
-          <w:p>
-            <w:pPr>
-              <w:spacing w:line="480" w:lineRule="auto"/>
-              <w:ind w:left="480"/>
-              <w:rPr>
-                <w:color w:val="FF0000"/>
-                <w:sz w:val="24"/>
-              </w:rPr>
+              <w:t xml:space="preserve">ceab399 修复槽函数重复连接导致退格一次删两位，补全 ± 按键功能</w:t>
+            </w:r>
+          </w:p>
+          <w:p>
+            <w:pPr>
+              <w:spacing w:before="0" w:after="0" w:line="230" w:lineRule="auto"/>
+              <w:ind w:left="454" w:firstLine="0"/>
+              <w:jc w:val="left"/>
             </w:pPr>
             <w:r>
               <w:rPr>
@@ -5245,17 +3919,14 @@
                 <w:sz w:val="17"/>
                 <w:szCs w:val="17"/>
               </w:rPr>
-              <w:t xml:space="preserve">commit d12d5ec  优化界面布局并添加 QSS 样式表</w:t>
-            </w:r>
-          </w:p>
-          <w:p>
-            <w:pPr>
-              <w:spacing w:line="480" w:lineRule="auto"/>
-              <w:ind w:left="480"/>
-              <w:rPr>
-                <w:color w:val="FF0000"/>
-                <w:sz w:val="24"/>
-              </w:rPr>
+              <w:t xml:space="preserve">d12d5ec 优化界面布局并添加 QSS 样式表</w:t>
+            </w:r>
+          </w:p>
+          <w:p>
+            <w:pPr>
+              <w:spacing w:before="0" w:after="0" w:line="230" w:lineRule="auto"/>
+              <w:ind w:left="454" w:firstLine="0"/>
+              <w:jc w:val="left"/>
             </w:pPr>
             <w:r>
               <w:rPr>
@@ -5263,7 +3934,7 @@
                 <w:sz w:val="17"/>
                 <w:szCs w:val="17"/>
               </w:rPr>
-              <w:t xml:space="preserve">       M  Lab1.pro   M  mainwindow.ui   A  style.qrc   A  style.qss</w:t>
+              <w:t xml:space="preserve">2156832 重构输入处理逻辑并实现键盘事件</w:t>
             </w:r>
           </w:p>
           <w:p>
@@ -5277,190 +3948,10 @@
             </w:pPr>
             <w:r>
               <w:rPr>
-                <w:rFonts w:ascii="Consolas" w:hAnsi="Consolas" w:eastAsia="Consolas" w:cs="Consolas"/>
-                <w:sz w:val="17"/>
-                <w:szCs w:val="17"/>
-              </w:rPr>
-              <w:t xml:space="preserve"/>
-            </w:r>
-          </w:p>
-          <w:p>
-            <w:pPr>
-              <w:spacing w:line="480" w:lineRule="auto"/>
-              <w:ind w:left="480"/>
-              <w:rPr>
-                <w:color w:val="FF0000"/>
-                <w:sz w:val="24"/>
-              </w:rPr>
-            </w:pPr>
-            <w:r>
-              <w:rPr>
-                <w:rFonts w:ascii="Consolas" w:hAnsi="Consolas" w:eastAsia="Consolas" w:cs="Consolas"/>
-                <w:sz w:val="17"/>
-                <w:szCs w:val="17"/>
-              </w:rPr>
-              <w:t xml:space="preserve">commit ceab399  修复槽函数重复连接导致退格一次删两位，补全 ± 按键功能</w:t>
-            </w:r>
-          </w:p>
-          <w:p>
-            <w:pPr>
-              <w:spacing w:line="480" w:lineRule="auto"/>
-              <w:ind w:left="480"/>
-              <w:rPr>
-                <w:color w:val="FF0000"/>
-                <w:sz w:val="24"/>
-              </w:rPr>
-            </w:pPr>
-            <w:r>
-              <w:rPr>
-                <w:rFonts w:ascii="Consolas" w:hAnsi="Consolas" w:eastAsia="Consolas" w:cs="Consolas"/>
-                <w:sz w:val="17"/>
-                <w:szCs w:val="17"/>
-              </w:rPr>
-              <w:t xml:space="preserve">       M  mainwindow.cpp   M  mainwindow.h</w:t>
-            </w:r>
-          </w:p>
-          <w:p>
-            <w:pPr>
-              <w:spacing w:line="480" w:lineRule="auto"/>
-              <w:ind w:left="480"/>
-              <w:rPr>
-                <w:color w:val="FF0000"/>
-                <w:sz w:val="24"/>
-              </w:rPr>
-            </w:pPr>
-            <w:r>
-              <w:rPr>
-                <w:rFonts w:ascii="Consolas" w:hAnsi="Consolas" w:eastAsia="Consolas" w:cs="Consolas"/>
-                <w:sz w:val="17"/>
-                <w:szCs w:val="17"/>
-              </w:rPr>
-              <w:t xml:space="preserve"/>
-            </w:r>
-          </w:p>
-          <w:p>
-            <w:pPr>
-              <w:spacing w:line="480" w:lineRule="auto"/>
-              <w:ind w:left="480"/>
-              <w:rPr>
-                <w:color w:val="FF0000"/>
-                <w:sz w:val="24"/>
-              </w:rPr>
-            </w:pPr>
-            <w:r>
-              <w:rPr>
-                <w:rFonts w:ascii="Consolas" w:hAnsi="Consolas" w:eastAsia="Consolas" w:cs="Consolas"/>
-                <w:sz w:val="17"/>
-                <w:szCs w:val="17"/>
-              </w:rPr>
-              <w:t xml:space="preserve">commit f25f7ce  修复除法被误判为乘法、除数为0无提示的问题</w:t>
-            </w:r>
-          </w:p>
-          <w:p>
-            <w:pPr>
-              <w:spacing w:line="480" w:lineRule="auto"/>
-              <w:ind w:left="480"/>
-              <w:rPr>
-                <w:color w:val="FF0000"/>
-                <w:sz w:val="24"/>
-              </w:rPr>
-            </w:pPr>
-            <w:r>
-              <w:rPr>
-                <w:rFonts w:ascii="Consolas" w:hAnsi="Consolas" w:eastAsia="Consolas" w:cs="Consolas"/>
-                <w:sz w:val="17"/>
-                <w:szCs w:val="17"/>
-              </w:rPr>
-              <w:t xml:space="preserve">       M  mainwindow.cpp</w:t>
-            </w:r>
-          </w:p>
-          <w:p>
-            <w:pPr>
-              <w:spacing w:line="480" w:lineRule="auto"/>
-              <w:ind w:left="480"/>
-              <w:rPr>
-                <w:color w:val="FF0000"/>
-                <w:sz w:val="24"/>
-              </w:rPr>
-            </w:pPr>
-            <w:r>
-              <w:rPr>
-                <w:rFonts w:ascii="Consolas" w:hAnsi="Consolas" w:eastAsia="Consolas" w:cs="Consolas"/>
-                <w:sz w:val="17"/>
-                <w:szCs w:val="17"/>
-              </w:rPr>
-              <w:t xml:space="preserve"/>
-            </w:r>
-          </w:p>
-          <w:p>
-            <w:pPr>
-              <w:spacing w:line="480" w:lineRule="auto"/>
-              <w:ind w:left="480"/>
-              <w:rPr>
-                <w:color w:val="FF0000"/>
-                <w:sz w:val="24"/>
-              </w:rPr>
-            </w:pPr>
-            <w:r>
-              <w:rPr>
-                <w:rFonts w:ascii="Consolas" w:hAnsi="Consolas" w:eastAsia="Consolas" w:cs="Consolas"/>
-                <w:sz w:val="17"/>
-                <w:szCs w:val="17"/>
-              </w:rPr>
-              <w:t xml:space="preserve">commit 773da03  首次提交：计算器界面与基本四则运算</w:t>
-            </w:r>
-          </w:p>
-          <w:p>
-            <w:pPr>
-              <w:spacing w:line="480" w:lineRule="auto"/>
-              <w:ind w:left="480"/>
-              <w:rPr>
-                <w:color w:val="FF0000"/>
-                <w:sz w:val="24"/>
-              </w:rPr>
-            </w:pPr>
-            <w:r>
-              <w:rPr>
-                <w:rFonts w:ascii="Consolas" w:hAnsi="Consolas" w:eastAsia="Consolas" w:cs="Consolas"/>
-                <w:sz w:val="17"/>
-                <w:szCs w:val="17"/>
-              </w:rPr>
-              <w:t xml:space="preserve">       A  .gitignore  A  Lab1.pro  A  main.cpp  A  mainwindow.cpp</w:t>
-            </w:r>
-          </w:p>
-          <w:p>
-            <w:pPr>
-              <w:spacing w:line="480" w:lineRule="auto"/>
-              <w:ind w:left="480"/>
-              <w:rPr>
-                <w:color w:val="FF0000"/>
-                <w:sz w:val="24"/>
-              </w:rPr>
-            </w:pPr>
-            <w:r>
-              <w:rPr>
-                <w:rFonts w:ascii="Consolas" w:hAnsi="Consolas" w:eastAsia="Consolas" w:cs="Consolas"/>
-                <w:sz w:val="17"/>
-                <w:szCs w:val="17"/>
-              </w:rPr>
-              <w:t xml:space="preserve">       A  mainwindow.h  A  mainwindow.ui</w:t>
-            </w:r>
-          </w:p>
-          <w:p>
-            <w:pPr>
-              <w:spacing w:line="480" w:lineRule="auto"/>
-              <w:ind w:left="480"/>
-              <w:rPr>
-                <w:color w:val="FF0000"/>
-                <w:sz w:val="24"/>
-              </w:rPr>
-            </w:pPr>
-            <w:r>
-              <w:rPr>
-                <w:rFonts w:hint="eastAsia"/>
-                <w:sz w:val="24"/>
-              </w:rPr>
-              <w:t xml:space="preserve">5 次提交对应“功能实现 → 缺陷修复 → 界面完善 → 键盘功能重构”的迭代过程：第 1 次把用 UI 设计器做好的界面和基于 QStack 的四则运算提交上去；第 2 次修复除法被当成乘法、除数为 0 显示 inf、按运算符后显示框清零这三个缺陷；第 3 次修复槽函数重复连接导致的退格异常并补全 ± 按键；第 4 次调整界面布局、修正控件命名并加入 QSS 样式表；第 5 次把输入处理重构成共用函数并实现键盘事件。之后还有一次提交用于补充 README.md 与本次实验报告。</w:t>
+                <w:rFonts w:hint="eastAsia"/>
+                <w:sz w:val="24"/>
+              </w:rPr>
+              <w:t xml:space="preserve">以上 5 次提交依次对应用功能实现、缺陷修复、界面完善和键盘功能重构，之后还有一次提交用于补充 README.md 与本次实验报告。</w:t>
             </w:r>
           </w:p>
           <w:p>
@@ -5503,7 +3994,7 @@
                 <w:rFonts w:hint="eastAsia"/>
                 <w:sz w:val="24"/>
               </w:rPr>
-              <w:t xml:space="preserve">本次记录的是“给计算器加键盘输入”这个过程。</w:t>
+              <w:t xml:space="preserve">（1）问题：计算器用鼠标已经能用，但不能接受键盘输入；要求鼠标与键盘复用同一套逻辑，不能写两份。</w:t>
             </w:r>
           </w:p>
           <w:p>
@@ -5520,7 +4011,7 @@
                 <w:rFonts w:hint="eastAsia"/>
                 <w:sz w:val="24"/>
               </w:rPr>
-              <w:t xml:space="preserve">（1）问题：第 3 步的计算器已经能用鼠标完成四则运算，但完全不能接受键盘输入。实验要求鼠标与键盘复用同一套处理逻辑，如果直接再写一套处理数字键的代码，就成了两份逻辑，迟早会不一致，所以要先想清楚怎么复用。</w:t>
+              <w:t xml:space="preserve">（2）提示词：我的 Qt 计算器用 btnNumClicked()、btnBinaryOperatorClicked() 等槽函数，通过 qobject_cast&lt;QPushButton*&gt;(sender())-&gt;text() 取按钮文本处理。要求支持键盘输入数字、小数点、四则运算符、等号、Backspace 退格、Esc 清除，并且与鼠标复用同一套处理逻辑，还要处理除数为 0、连续按运算符、算完后继续输入。请给出完整实现。</w:t>
             </w:r>
           </w:p>
           <w:p>
@@ -5537,7 +4028,7 @@
                 <w:rFonts w:hint="eastAsia"/>
                 <w:sz w:val="24"/>
               </w:rPr>
-              <w:t xml:space="preserve">（2）提示词（主要部分）：我的 Qt 计算器（Qt 6.9.2，C++）已经能用鼠标点按钮完成加减乘除，槽函数是 btnNumClicked() 和 btnBinaryOperatorClicked()，都是通过 qobject_cast&lt;QPushButton*&gt;(sender())-&gt;text() 取按钮文本再处理的。现在要求：①能用键盘输入数字、小数点、四则运算符和等号，还要能用 Backspace 退格、Esc 和 Delete 清除；②鼠标和键盘必须复用同一套处理逻辑，不要写两份；③要能处理除数为 0、连续按运算符、算完之后继续输入这些情况。请给出完整可编译的实现思路和代码。</w:t>
+              <w:t xml:space="preserve">（3）AI 给出的方案：重写 keyPressEvent()，按 event-&gt;key() 分支处理 Key_0～Key_9 等按键；把槽函数里的处理代码抽成带参数的 inputXxx() 函数，鼠标和键盘都调用它们；再用一个枚举表示输入状态。</w:t>
             </w:r>
           </w:p>
           <w:p>
@@ -5554,7 +4045,7 @@
                 <w:rFonts w:hint="eastAsia"/>
                 <w:sz w:val="24"/>
               </w:rPr>
-              <w:t xml:space="preserve">（3）AI 给出的方案：在 MainWindow 中重写 keyPressEvent(QKeyEvent *event)，按 event-&gt;key() 分支处理 Key_0～Key_9、Key_Period、Key_Backspace、Key_Plus 等按键；把原来写在槽函数里的处理代码抽成 inputDigit()、inputBinaryOperator()、inputEqual() 等带参数的函数，槽函数和 keyPressEvent 都调用它们；再用一个枚举表示输入状态（正在输入、等待第二个操作数、计算完成、出错）来管理边界情况。</w:t>
+              <w:t xml:space="preserve">（4）实际运行结果与问题：结构可用，但键盘完全没反应——显示框是 QLineEdit，获得焦点后自己处理了按键；按钮默认接受焦点，点过按钮后焦点留在按钮上；另外 AI 漏了小数点、退格、清除和 % 的映射，键盘的 * 和 / 也不匹配按钮文本的 × 和 ÷。</w:t>
             </w:r>
           </w:p>
           <w:p>
@@ -5571,7 +4062,7 @@
                 <w:rFonts w:hint="eastAsia"/>
                 <w:sz w:val="24"/>
               </w:rPr>
-              <w:t xml:space="preserve">（4）实际运行结果：鼠标功能一切正常，四则运算结果正确；但键盘输入完全没有反应，用鼠标点过一次数字键之后键盘的数字键才偶尔有效，Esc 和 Delete 始终无效，键盘的 * 和 / 按下去也不计算。</w:t>
+              <w:t xml:space="preserve">（5）自己的修改：显示框 setReadOnly(true) 且所有控件 setFocusPolicy(Qt::NoFocus)、窗口 StrongFocus，让键盘事件统一走 keyPressEvent()；键盘的 * 和 / 先转成 × 和 ÷ 再交给共用函数；补齐 Backspace、Delete/Esc、Enter、% 的映射；状态统一用 CalcState 枚举。</w:t>
             </w:r>
           </w:p>
           <w:p>
@@ -5588,58 +4079,7 @@
                 <w:rFonts w:hint="eastAsia"/>
                 <w:sz w:val="24"/>
               </w:rPr>
-              <w:t xml:space="preserve">（5）存在的问题：①显示框是 QLineEdit，默认获得焦点后会自己处理按键，MainWindow::keyPressEvent 根本收不到这些事件；②QPushButton 默认接受焦点，点过按钮后焦点留在按钮上，数字键、空格、回车会被按钮吃掉；③AI 生成的代码只写了数字键和四则运算，漏了小数点、退格、清除和 %；④映射不一致——键盘的 * 和 / 被直接传进处理函数，而按钮文本是 × 和 ÷，判断 op == "×" 时键盘乘法就失效了。</w:t>
-            </w:r>
-          </w:p>
-          <w:p>
-            <w:pPr>
-              <w:spacing w:line="480" w:lineRule="auto"/>
-              <w:ind w:left="480"/>
-              <w:rPr>
-                <w:color w:val="FF0000"/>
-                <w:sz w:val="24"/>
-              </w:rPr>
-            </w:pPr>
-            <w:r>
-              <w:rPr>
-                <w:rFonts w:hint="eastAsia"/>
-                <w:sz w:val="24"/>
-              </w:rPr>
-              <w:t xml:space="preserve">（6）自己的修改：①显示框 setReadOnly(true) 并 setFocusPolicy(Qt::NoFocus)，窗口里所有 QPushButton 统一设为 NoFocus，窗口本身 setFocusPolicy(Qt::StrongFocus)，保证键盘事件统一由 MainWindow::keyPressEvent 处理；②键盘的 * 和 / 在进入处理函数前先转换成 × 和 ÷，与按钮文本完全一致，真正做到“键盘就是替用户点按钮”；③补齐 Backspace、Delete/Esc、Enter、% 的映射；④把输入状态做成 CalcState 枚举，鼠标和键盘共享同一个 state 变量，避免出现两套状态。</w:t>
-            </w:r>
-          </w:p>
-          <w:p>
-            <w:pPr>
-              <w:spacing w:line="480" w:lineRule="auto"/>
-              <w:ind w:left="480"/>
-              <w:rPr>
-                <w:color w:val="FF0000"/>
-                <w:sz w:val="24"/>
-              </w:rPr>
-            </w:pPr>
-            <w:r>
-              <w:rPr>
-                <w:rFonts w:hint="eastAsia"/>
-                <w:sz w:val="24"/>
-              </w:rPr>
-              <w:t xml:space="preserve">（7）验证：改完之后按“输入序列→显示结果”逐条回归，12.5 * 4 Enter 与鼠标 12.5 × 4 = 都是 50；8 / 0 Enter 提示“除数不能为0”；123 后按 Backspace 得到 12；2 + 3 = 再按 = 结果保持 5 不被清零。为了不遗漏边界情况，我先把小数、连续运算符、除零、退格、清除、结果继续运算、负数开方等整理成 25 条用例逐条核对，确认结果都在预期之内。</w:t>
-            </w:r>
-          </w:p>
-          <w:p>
-            <w:pPr>
-              <w:spacing w:line="480" w:lineRule="auto"/>
-              <w:ind w:left="480"/>
-              <w:rPr>
-                <w:color w:val="FF0000"/>
-                <w:sz w:val="24"/>
-              </w:rPr>
-            </w:pPr>
-            <w:r>
-              <w:rPr>
-                <w:rFonts w:hint="eastAsia"/>
-                <w:sz w:val="24"/>
-              </w:rPr>
-              <w:t xml:space="preserve">小结：AI 给出的整体结构（keyPressEvent + 抽出的共用函数 + 状态枚举）是对的，但直接照抄会得到一个“鼠标能用、键盘不能用”的程序，问题集中在 Qt 的焦点机制和对边界情况的遗漏上，这部分必须自己补。</w:t>
+              <w:t xml:space="preserve">（6）验证：12.5 * 4 Enter 与鼠标 12.5 × 4 = 都是 50，8 / 0 Enter 提示“除数不能为0”，123 后按 Backspace 得到 12，2 + 3 = 再按 = 保持 5。</w:t>
             </w:r>
           </w:p>
           <w:p>
@@ -5776,7 +4216,7 @@
                 <w:rFonts w:hint="eastAsia"/>
                 <w:sz w:val="24"/>
               </w:rPr>
-              <w:t xml:space="preserve">（1）出错分析及解决过程：</w:t>
+              <w:t xml:space="preserve">（1）出错分析：①除法算成乘法，原因是 op == "*"||"×" 把字符串常量当条件，除法分支成了死代码；②按运算符显示框清零，原因是无条件显示 calculation() 的返回值，操作数不够时它返回 0；③退格一次删两位，原因是 connectSlotsByName 已自动连接，构造函数又手动连了一次；④键盘无反应，原因是 QLineEdit 和按钮默认抢焦点，keyPressEvent 收不到事件。</w:t>
             </w:r>
           </w:p>
           <w:p>
@@ -5793,7 +4233,7 @@
                 <w:rFonts w:hint="eastAsia"/>
                 <w:sz w:val="24"/>
               </w:rPr>
-              <w:t xml:space="preserve">①除法和乘法分不清：calculation() 里 op == "*"||"×" 的写法把字符串常量当成条件用，恒为真，除法分支成了死代码。教训是字符串比较必须两边都写成 op == "..."，之后专门用 8÷2、8÷0 两个用例回归。</w:t>
+              <w:t xml:space="preserve">（2）实验总结：这次实验熟悉了 UI 设计器的布局、信号与槽（包括自动连接规则）、用 QStack 管理操作数、用状态机管理输入、keyPressEvent 与焦点策略、QSS 样式表，以及用 Git 记录每一步修改。体会最深的是计算器的难点在输入边界——除数为 0、连续运算符、算完继续输入、退格删空、出错后恢复，必须逐个设计用例测试。</w:t>
             </w:r>
           </w:p>
           <w:p>
@@ -5810,160 +4250,7 @@
                 <w:rFonts w:hint="eastAsia"/>
                 <w:sz w:val="24"/>
               </w:rPr>
-              <w:t xml:space="preserve">②按运算符显示框清零：直接显示 calculation() 的返回值，而它在操作数不够时返回默认值 0。修改后把“是否该计算”的判断放到调用方，并让显示函数对空字符串兜底。</w:t>
-            </w:r>
-          </w:p>
-          <w:p>
-            <w:pPr>
-              <w:spacing w:line="480" w:lineRule="auto"/>
-              <w:ind w:left="480"/>
-              <w:rPr>
-                <w:color w:val="FF0000"/>
-                <w:sz w:val="24"/>
-              </w:rPr>
-            </w:pPr>
-            <w:r>
-              <w:rPr>
-                <w:rFonts w:hint="eastAsia"/>
-                <w:sz w:val="24"/>
-              </w:rPr>
-              <w:t xml:space="preserve">③退格一次删两位：槽函数名符合 on_&lt;对象名&gt;_&lt;信号名&gt; 规则，已经被 connectSlotsByName() 自动连接，构造函数里又手动连了一次。Qt 的这种自动连接很容易被忽略，之后统一约定 on_xxx_clicked() 不再手动 connect。</w:t>
-            </w:r>
-          </w:p>
-          <w:p>
-            <w:pPr>
-              <w:spacing w:line="480" w:lineRule="auto"/>
-              <w:ind w:left="480"/>
-              <w:rPr>
-                <w:color w:val="FF0000"/>
-                <w:sz w:val="24"/>
-              </w:rPr>
-            </w:pPr>
-            <w:r>
-              <w:rPr>
-                <w:rFonts w:hint="eastAsia"/>
-                <w:sz w:val="24"/>
-              </w:rPr>
-              <w:t xml:space="preserve">④键盘完全没反应：QLineEdit 和 QPushButton 默认都会抢焦点，必须显式设置 setFocusPolicy(Qt::NoFocus)，窗口本身设 StrongFocus，否则 keyPressEvent 收不到事件。</w:t>
-            </w:r>
-          </w:p>
-          <w:p>
-            <w:pPr>
-              <w:spacing w:line="480" w:lineRule="auto"/>
-              <w:ind w:left="480"/>
-              <w:rPr>
-                <w:color w:val="FF0000"/>
-                <w:sz w:val="24"/>
-              </w:rPr>
-            </w:pPr>
-            <w:r>
-              <w:rPr>
-                <w:rFonts w:hint="eastAsia"/>
-                <w:sz w:val="24"/>
-              </w:rPr>
-              <w:t xml:space="preserve">⑤除数为 0：原程序不做判断，直接算出 inf。改成先判断除数、给出中文提示并把状态置为 ErrorState，出错后必须按 C/CE 或重新输入数字才能继续，避免拿着错误结果继续算。</w:t>
-            </w:r>
-          </w:p>
-          <w:p>
-            <w:pPr>
-              <w:spacing w:line="480" w:lineRule="auto"/>
-              <w:ind w:left="480"/>
-              <w:rPr>
-                <w:color w:val="FF0000"/>
-                <w:sz w:val="24"/>
-              </w:rPr>
-            </w:pPr>
-            <w:r>
-              <w:rPr>
-                <w:rFonts w:hint="eastAsia"/>
-                <w:sz w:val="24"/>
-              </w:rPr>
-              <w:t xml:space="preserve">（2）本次实验总结：</w:t>
-            </w:r>
-          </w:p>
-          <w:p>
-            <w:pPr>
-              <w:spacing w:line="480" w:lineRule="auto"/>
-              <w:ind w:left="480"/>
-              <w:rPr>
-                <w:color w:val="FF0000"/>
-                <w:sz w:val="24"/>
-              </w:rPr>
-            </w:pPr>
-            <w:r>
-              <w:rPr>
-                <w:rFonts w:hint="eastAsia"/>
-                <w:sz w:val="24"/>
-              </w:rPr>
-              <w:t xml:space="preserve">通过这次实验，我熟悉了 Qt Creator 的工程结构、UI 设计器的布局与属性设置，理解了信号与槽的连接方式（包括 connectSlotsByName 的自动连接规则），学会了用 QStack 管理操作数和运算符、用状态机管理输入过程，掌握了 keyPressEvent 的用法以及焦点策略对键盘事件的影响，也用 QSS 样式表美化了界面，并用 Git 把每一步修改记录了下来。体会最深的是：计算器的难点不在四则运算本身，而在输入状态的边界——除数为 0、连续按运算符、算完继续输入、退格删空、出错后恢复，这些情况如果不逐个设计用例测试，很容易出现“看起来能用、一按就错”的问题。</w:t>
-            </w:r>
-          </w:p>
-          <w:p>
-            <w:pPr>
-              <w:spacing w:line="480" w:lineRule="auto"/>
-              <w:ind w:left="480"/>
-              <w:rPr>
-                <w:color w:val="FF0000"/>
-                <w:sz w:val="24"/>
-              </w:rPr>
-            </w:pPr>
-            <w:r>
-              <w:rPr>
-                <w:rFonts w:hint="eastAsia"/>
-                <w:sz w:val="24"/>
-              </w:rPr>
-              <w:t xml:space="preserve">（3）AI 辅助开发：帮助与问题：</w:t>
-            </w:r>
-          </w:p>
-          <w:p>
-            <w:pPr>
-              <w:spacing w:line="480" w:lineRule="auto"/>
-              <w:ind w:left="480"/>
-              <w:rPr>
-                <w:color w:val="FF0000"/>
-                <w:sz w:val="24"/>
-              </w:rPr>
-            </w:pPr>
-            <w:r>
-              <w:rPr>
-                <w:rFonts w:hint="eastAsia"/>
-                <w:sz w:val="24"/>
-              </w:rPr>
-              <w:t xml:space="preserve">AI 工具在本次实验中帮助很大：一是很快给出了界面配色的方案（哪类按键用什么颜色、圆角与字号怎么搭配），二是给出了“keyPressEvent + 参数化处理函数 + 状态枚举”这个复用思路，三是帮我定位了 op == "*"||"×" 这类隐蔽的短路表达式错误。</w:t>
-            </w:r>
-          </w:p>
-          <w:p>
-            <w:pPr>
-              <w:spacing w:line="480" w:lineRule="auto"/>
-              <w:ind w:left="480"/>
-              <w:rPr>
-                <w:color w:val="FF0000"/>
-                <w:sz w:val="24"/>
-              </w:rPr>
-            </w:pPr>
-            <w:r>
-              <w:rPr>
-                <w:rFonts w:hint="eastAsia"/>
-                <w:sz w:val="24"/>
-              </w:rPr>
-              <w:t xml:space="preserve">但它给出的代码也有明显问题：不了解具体界面和焦点设置，直接拷贝会出现键盘无效；常常只覆盖主流程，漏掉小数点、退格、清除、除零等边界；个别写法本身就有缺陷，比如把按钮文本当作语义、用字符串常量当条件。</w:t>
-            </w:r>
-          </w:p>
-          <w:p>
-            <w:pPr>
-              <w:spacing w:line="480" w:lineRule="auto"/>
-              <w:ind w:left="480"/>
-              <w:rPr>
-                <w:color w:val="FF0000"/>
-                <w:sz w:val="24"/>
-              </w:rPr>
-            </w:pPr>
-            <w:r>
-              <w:rPr>
-                <w:rFonts w:hint="eastAsia"/>
-                <w:sz w:val="24"/>
-              </w:rPr>
-              <w:t xml:space="preserve">我的验证和改进办法是：AI 的代码先读懂再改，针对实验要求逐条设计测试用例验证，把不符合预期的地方写成“现象→原因→修改方法→修改后结果”的记录；用 Git 小步提交，出问题可以回退并对比差异；对涉及界面的部分先在 UI 设计器里确认控件名和类型，再写代码。经过这一轮，我更愿意把 AI 当成“给方案、查问题的助手”，而不是“可以直接使用的代码来源”。</w:t>
+              <w:t xml:space="preserve">（3）AI 辅助：AI 在配色方案、状态机思路和定位短路表达式错误上很有帮助；但生成的代码不了解界面和焦点设置，直接拷贝会出现键盘无效，也常漏掉边界情况。我的做法是先读懂再改，按“现象→原因→修改方法→结果”逐条验证，并用 Git 小步提交便于回退对比。</w:t>
             </w:r>
           </w:p>
         </w:tc>
